--- a/Muthiah_Shanmugam_CV_DE_OnePage.docx
+++ b/Muthiah_Shanmugam_CV_DE_OnePage.docx
@@ -13,8 +13,8 @@
           <w:b/>
           <w:bCs/>
           <w:color w:val="1B2A41"/>
-          <w:sz w:val="30"/>
-          <w:szCs w:val="30"/>
+          <w:sz w:val="28"/>
+          <w:szCs w:val="28"/>
         </w:rPr>
         <w:t>MUTHIAH SHANMUGAM</w:t>
       </w:r>
@@ -33,10 +33,8 @@
           <w:b/>
           <w:bCs/>
           <w:color w:val="2F5A8A"/>
-          <w:sz w:val="22"/>
-          <w:szCs w:val="22"/>
-        </w:rPr>
-        <w:t>SENIOR CAE-INGENIEUR — FAHRDYNAMIK &amp; REGELUNGSSIMULATION</w:t>
+        </w:rPr>
+        <w:t>SENIOR CAE-INGENIEUR — FAHRDYNAMIKSIMULATION</w:t>
       </w:r>
     </w:p>
     <w:p>
@@ -48,39 +46,27 @@
         <w:rPr>
           <w:rFonts w:ascii="Calibri" w:eastAsia="Calibri" w:hAnsi="Calibri" w:cs="Calibri"/>
           <w:color w:val="555555"/>
-          <w:sz w:val="17"/>
-          <w:szCs w:val="17"/>
-        </w:rPr>
-        <w:t xml:space="preserve">Deutschland  ·  muthiahmechatronics@gmail.com  ·  +49 17670243300  ·  </w:t>
-      </w:r>
-      <w:r>
-        <w:rPr>
-          <w:rFonts w:ascii="Calibri" w:eastAsia="Calibri" w:hAnsi="Calibri" w:cs="Calibri"/>
-          <w:color w:val="2F5A8A"/>
-          <w:sz w:val="17"/>
-          <w:szCs w:val="17"/>
+          <w:sz w:val="16"/>
+          <w:szCs w:val="16"/>
+        </w:rPr>
+        <w:t xml:space="preserve">muthiahmechatronics@gmail.com  ·  +49 17670243300  ·  </w:t>
+      </w:r>
+      <w:r>
+        <w:rPr>
+          <w:rFonts w:ascii="Calibri" w:eastAsia="Calibri" w:hAnsi="Calibri" w:cs="Calibri"/>
+          <w:color w:val="2F5A8A"/>
+          <w:sz w:val="16"/>
+          <w:szCs w:val="16"/>
           <w:u w:val="single"/>
         </w:rPr>
-        <w:t>linkedin.com/in/muthiah-</w:t>
-      </w:r>
-      <w:proofErr w:type="spellStart"/>
-      <w:r>
-        <w:rPr>
-          <w:rFonts w:ascii="Calibri" w:eastAsia="Calibri" w:hAnsi="Calibri" w:cs="Calibri"/>
-          <w:color w:val="2F5A8A"/>
-          <w:sz w:val="17"/>
-          <w:szCs w:val="17"/>
-          <w:u w:val="single"/>
-        </w:rPr>
-        <w:t>shanmugam</w:t>
-      </w:r>
-      <w:proofErr w:type="spellEnd"/>
+        <w:t>linkedin.com/in/muthiah-shanmugam</w:t>
+      </w:r>
       <w:r>
         <w:rPr>
           <w:rFonts w:ascii="Calibri" w:eastAsia="Calibri" w:hAnsi="Calibri" w:cs="Calibri"/>
           <w:color w:val="555555"/>
-          <w:sz w:val="17"/>
-          <w:szCs w:val="17"/>
+          <w:sz w:val="16"/>
+          <w:szCs w:val="16"/>
         </w:rPr>
         <w:t xml:space="preserve">  ·  ORCID: 0009-0009-5707-4100</w:t>
       </w:r>
@@ -90,7 +76,7 @@
         <w:pBdr>
           <w:bottom w:val="single" w:sz="6" w:space="2" w:color="1B2A41"/>
         </w:pBdr>
-        <w:spacing w:after="8"/>
+        <w:spacing w:after="6"/>
         <w:rPr>
           <w:lang w:val="de-DE"/>
         </w:rPr>
@@ -101,6 +87,8 @@
           <w:b/>
           <w:bCs/>
           <w:color w:val="1B2A41"/>
+          <w:sz w:val="19"/>
+          <w:szCs w:val="19"/>
           <w:lang w:val="de-DE"/>
         </w:rPr>
         <w:t>PROFIL</w:t>
@@ -108,17 +96,17 @@
     </w:p>
     <w:p>
       <w:pPr>
-        <w:spacing w:after="36"/>
-        <w:rPr>
-          <w:lang w:val="de-DE"/>
-        </w:rPr>
-      </w:pPr>
-      <w:r>
-        <w:rPr>
-          <w:rFonts w:ascii="Calibri" w:eastAsia="Calibri" w:hAnsi="Calibri" w:cs="Calibri"/>
-          <w:color w:val="1A1A1A"/>
-          <w:sz w:val="18"/>
-          <w:szCs w:val="18"/>
+        <w:spacing w:after="26"/>
+        <w:rPr>
+          <w:lang w:val="de-DE"/>
+        </w:rPr>
+      </w:pPr>
+      <w:r>
+        <w:rPr>
+          <w:rFonts w:ascii="Calibri" w:eastAsia="Calibri" w:hAnsi="Calibri" w:cs="Calibri"/>
+          <w:color w:val="1A1A1A"/>
+          <w:sz w:val="17"/>
+          <w:szCs w:val="17"/>
           <w:lang w:val="de-DE"/>
         </w:rPr>
         <w:t>Ergebnisorientierter Senior CAE-Ingenieur mit über 11 Jahren Erfahrung in der Gesamtfahrzeug-Mehrkörpersimulation, Fahrkomfort- und Handlinganalyse sowie Fahrdynamikvalidierung für OEM-Pkw-Programme — einschließlich Regelungssystemintegration für aktive Fahrwerksysteme unter SiL/MiL-Co-Simulationsumgebungen zur virtuellen Absicherung ohne physischen Prototypen.</w:t>
@@ -129,7 +117,7 @@
         <w:pBdr>
           <w:bottom w:val="single" w:sz="6" w:space="2" w:color="1B2A41"/>
         </w:pBdr>
-        <w:spacing w:after="8"/>
+        <w:spacing w:after="6"/>
       </w:pPr>
       <w:r>
         <w:rPr>
@@ -137,6 +125,8 @@
           <w:b/>
           <w:bCs/>
           <w:color w:val="1B2A41"/>
+          <w:sz w:val="19"/>
+          <w:szCs w:val="19"/>
         </w:rPr>
         <w:t>KERNKOMPETENZEN &amp; TECHNISCHE FÄHIGKEITEN</w:t>
       </w:r>
@@ -148,19 +138,13 @@
           <w:left w:w="10" w:type="dxa"/>
           <w:right w:w="10" w:type="dxa"/>
         </w:tblCellMar>
-        <w:tblLook w:val="04A0" w:firstRow="1" w:lastRow="0" w:firstColumn="1" w:lastColumn="0" w:noHBand="0" w:noVBand="1"/>
+        <w:tblLook w:val="0000" w:firstRow="0" w:lastRow="0" w:firstColumn="0" w:lastColumn="0" w:noHBand="0" w:noVBand="0"/>
       </w:tblPr>
       <w:tblGrid>
         <w:gridCol w:w="5333"/>
         <w:gridCol w:w="5333"/>
       </w:tblGrid>
       <w:tr>
-        <w:tblPrEx>
-          <w:tblCellMar>
-            <w:top w:w="0" w:type="dxa"/>
-            <w:bottom w:w="0" w:type="dxa"/>
-          </w:tblCellMar>
-        </w:tblPrEx>
         <w:tc>
           <w:tcPr>
             <w:tcW w:w="5333" w:type="dxa"/>
@@ -173,7 +157,7 @@
           </w:tcPr>
           <w:p>
             <w:pPr>
-              <w:spacing w:after="10"/>
+              <w:spacing w:after="6"/>
               <w:ind w:left="200" w:hanging="150"/>
             </w:pPr>
             <w:r>
@@ -182,8 +166,8 @@
                 <w:b/>
                 <w:bCs/>
                 <w:color w:val="2F5A8A"/>
-                <w:sz w:val="18"/>
-                <w:szCs w:val="18"/>
+                <w:sz w:val="17"/>
+                <w:szCs w:val="17"/>
               </w:rPr>
               <w:t xml:space="preserve">▸ </w:t>
             </w:r>
@@ -191,61 +175,15 @@
               <w:rPr>
                 <w:rFonts w:ascii="Calibri" w:eastAsia="Calibri" w:hAnsi="Calibri" w:cs="Calibri"/>
                 <w:color w:val="1A1A1A"/>
-                <w:sz w:val="18"/>
-                <w:szCs w:val="18"/>
+                <w:sz w:val="17"/>
+                <w:szCs w:val="17"/>
               </w:rPr>
               <w:t>Gesamtfahrzeug-MKS-Simulation (ADAMS/Car, SIMPACK)</w:t>
             </w:r>
           </w:p>
           <w:p>
             <w:pPr>
-              <w:spacing w:after="10"/>
-              <w:ind w:left="200" w:hanging="150"/>
-            </w:pPr>
-            <w:r>
-              <w:rPr>
-                <w:rFonts w:ascii="Calibri" w:eastAsia="Calibri" w:hAnsi="Calibri" w:cs="Calibri"/>
-                <w:b/>
-                <w:bCs/>
-                <w:color w:val="2F5A8A"/>
-                <w:sz w:val="18"/>
-                <w:szCs w:val="18"/>
-              </w:rPr>
-              <w:t xml:space="preserve">▸ </w:t>
-            </w:r>
-            <w:r>
-              <w:rPr>
-                <w:rFonts w:ascii="Calibri" w:eastAsia="Calibri" w:hAnsi="Calibri" w:cs="Calibri"/>
-                <w:color w:val="1A1A1A"/>
-                <w:sz w:val="18"/>
-                <w:szCs w:val="18"/>
-              </w:rPr>
-              <w:t xml:space="preserve">SiL/MiL-Co-Simulation &amp; </w:t>
-            </w:r>
-            <w:proofErr w:type="spellStart"/>
-            <w:r>
-              <w:rPr>
-                <w:rFonts w:ascii="Calibri" w:eastAsia="Calibri" w:hAnsi="Calibri" w:cs="Calibri"/>
-                <w:color w:val="1A1A1A"/>
-                <w:sz w:val="18"/>
-                <w:szCs w:val="18"/>
-              </w:rPr>
-              <w:t>Regelungsintegration</w:t>
-            </w:r>
-            <w:proofErr w:type="spellEnd"/>
-            <w:r>
-              <w:rPr>
-                <w:rFonts w:ascii="Calibri" w:eastAsia="Calibri" w:hAnsi="Calibri" w:cs="Calibri"/>
-                <w:color w:val="1A1A1A"/>
-                <w:sz w:val="18"/>
-                <w:szCs w:val="18"/>
-              </w:rPr>
-              <w:t xml:space="preserve"> (ADAMS/Controls, Simulink)</w:t>
-            </w:r>
-          </w:p>
-          <w:p>
-            <w:pPr>
-              <w:spacing w:after="10"/>
+              <w:spacing w:after="6"/>
               <w:ind w:left="200" w:hanging="150"/>
               <w:rPr>
                 <w:lang w:val="de-DE"/>
@@ -257,8 +195,8 @@
                 <w:b/>
                 <w:bCs/>
                 <w:color w:val="2F5A8A"/>
-                <w:sz w:val="18"/>
-                <w:szCs w:val="18"/>
+                <w:sz w:val="17"/>
+                <w:szCs w:val="17"/>
                 <w:lang w:val="de-DE"/>
               </w:rPr>
               <w:t xml:space="preserve">▸ </w:t>
@@ -267,16 +205,16 @@
               <w:rPr>
                 <w:rFonts w:ascii="Calibri" w:eastAsia="Calibri" w:hAnsi="Calibri" w:cs="Calibri"/>
                 <w:color w:val="1A1A1A"/>
-                <w:sz w:val="18"/>
-                <w:szCs w:val="18"/>
+                <w:sz w:val="17"/>
+                <w:szCs w:val="17"/>
                 <w:lang w:val="de-DE"/>
               </w:rPr>
-              <w:t>Fahrdynamik-, Fahrkomfort- &amp; K&amp;E-Analyse</w:t>
+              <w:t>Fahrdynamik-, Fahrkomfort- &amp; K&amp;C-Analyse</w:t>
             </w:r>
           </w:p>
           <w:p>
             <w:pPr>
-              <w:spacing w:after="10"/>
+              <w:spacing w:after="6"/>
               <w:ind w:left="200" w:hanging="150"/>
               <w:rPr>
                 <w:lang w:val="de-DE"/>
@@ -288,8 +226,8 @@
                 <w:b/>
                 <w:bCs/>
                 <w:color w:val="2F5A8A"/>
-                <w:sz w:val="18"/>
-                <w:szCs w:val="18"/>
+                <w:sz w:val="17"/>
+                <w:szCs w:val="17"/>
                 <w:lang w:val="de-DE"/>
               </w:rPr>
               <w:t xml:space="preserve">▸ </w:t>
@@ -298,8 +236,8 @@
               <w:rPr>
                 <w:rFonts w:ascii="Calibri" w:eastAsia="Calibri" w:hAnsi="Calibri" w:cs="Calibri"/>
                 <w:color w:val="1A1A1A"/>
-                <w:sz w:val="18"/>
-                <w:szCs w:val="18"/>
+                <w:sz w:val="17"/>
+                <w:szCs w:val="17"/>
                 <w:lang w:val="de-DE"/>
               </w:rPr>
               <w:t>Antriebsstrang- &amp; Subsystem-MKS (ADAMS/View, Gear AT)</w:t>
@@ -307,7 +245,7 @@
           </w:p>
           <w:p>
             <w:pPr>
-              <w:spacing w:after="10"/>
+              <w:spacing w:after="6"/>
               <w:ind w:left="200" w:hanging="150"/>
             </w:pPr>
             <w:r>
@@ -316,8 +254,8 @@
                 <w:b/>
                 <w:bCs/>
                 <w:color w:val="2F5A8A"/>
-                <w:sz w:val="18"/>
-                <w:szCs w:val="18"/>
+                <w:sz w:val="17"/>
+                <w:szCs w:val="17"/>
               </w:rPr>
               <w:t xml:space="preserve">▸ </w:t>
             </w:r>
@@ -325,42 +263,37 @@
               <w:rPr>
                 <w:rFonts w:ascii="Calibri" w:eastAsia="Calibri" w:hAnsi="Calibri" w:cs="Calibri"/>
                 <w:color w:val="1A1A1A"/>
-                <w:sz w:val="18"/>
-                <w:szCs w:val="18"/>
+                <w:sz w:val="17"/>
+                <w:szCs w:val="17"/>
               </w:rPr>
-              <w:t>Python-</w:t>
+              <w:t>SiL/MiL-Co-Simulation &amp; Regelungsintegration (ADAMS/Controls, Simulink)</w:t>
             </w:r>
-            <w:proofErr w:type="spellStart"/>
+          </w:p>
+          <w:p>
+            <w:pPr>
+              <w:spacing w:after="6"/>
+              <w:ind w:left="200" w:hanging="150"/>
+            </w:pPr>
+            <w:r>
+              <w:rPr>
+                <w:rFonts w:ascii="Calibri" w:eastAsia="Calibri" w:hAnsi="Calibri" w:cs="Calibri"/>
+                <w:b/>
+                <w:bCs/>
+                <w:color w:val="2F5A8A"/>
+                <w:sz w:val="17"/>
+                <w:szCs w:val="17"/>
+              </w:rPr>
+              <w:t xml:space="preserve">▸ </w:t>
+            </w:r>
             <w:r>
               <w:rPr>
                 <w:rFonts w:ascii="Calibri" w:eastAsia="Calibri" w:hAnsi="Calibri" w:cs="Calibri"/>
                 <w:color w:val="1A1A1A"/>
-                <w:sz w:val="18"/>
-                <w:szCs w:val="18"/>
+                <w:sz w:val="17"/>
+                <w:szCs w:val="17"/>
               </w:rPr>
-              <w:t>Simulationsautomatisierung</w:t>
+              <w:t>Python-Simulationsautomatisierung &amp; Toolentwicklung</w:t>
             </w:r>
-            <w:proofErr w:type="spellEnd"/>
-            <w:r>
-              <w:rPr>
-                <w:rFonts w:ascii="Calibri" w:eastAsia="Calibri" w:hAnsi="Calibri" w:cs="Calibri"/>
-                <w:color w:val="1A1A1A"/>
-                <w:sz w:val="18"/>
-                <w:szCs w:val="18"/>
-              </w:rPr>
-              <w:t xml:space="preserve"> &amp; </w:t>
-            </w:r>
-            <w:proofErr w:type="spellStart"/>
-            <w:r>
-              <w:rPr>
-                <w:rFonts w:ascii="Calibri" w:eastAsia="Calibri" w:hAnsi="Calibri" w:cs="Calibri"/>
-                <w:color w:val="1A1A1A"/>
-                <w:sz w:val="18"/>
-                <w:szCs w:val="18"/>
-              </w:rPr>
-              <w:t>Toolentwicklung</w:t>
-            </w:r>
-            <w:proofErr w:type="spellEnd"/>
           </w:p>
         </w:tc>
         <w:tc>
@@ -375,7 +308,7 @@
           </w:tcPr>
           <w:p>
             <w:pPr>
-              <w:spacing w:after="14"/>
+              <w:spacing w:after="10"/>
             </w:pPr>
             <w:r>
               <w:rPr>
@@ -383,8 +316,8 @@
                 <w:b/>
                 <w:bCs/>
                 <w:color w:val="1B2A41"/>
-                <w:sz w:val="17"/>
-                <w:szCs w:val="17"/>
+                <w:sz w:val="16"/>
+                <w:szCs w:val="16"/>
               </w:rPr>
               <w:t xml:space="preserve">MKS-Simulation: </w:t>
             </w:r>
@@ -392,15 +325,15 @@
               <w:rPr>
                 <w:rFonts w:ascii="Calibri" w:eastAsia="Calibri" w:hAnsi="Calibri" w:cs="Calibri"/>
                 <w:color w:val="1A1A1A"/>
-                <w:sz w:val="17"/>
-                <w:szCs w:val="17"/>
+                <w:sz w:val="16"/>
+                <w:szCs w:val="16"/>
               </w:rPr>
-              <w:t>ADAMS/Car · ADAMS/View · ADAMS/Controls · SIMPACK · Gear AT</w:t>
+              <w:t>ADAMS/Car / View · ADAMS/Controls · SIMPACK</w:t>
             </w:r>
           </w:p>
           <w:p>
             <w:pPr>
-              <w:spacing w:after="14"/>
+              <w:spacing w:after="10"/>
             </w:pPr>
             <w:r>
               <w:rPr>
@@ -408,8 +341,8 @@
                 <w:b/>
                 <w:bCs/>
                 <w:color w:val="1B2A41"/>
-                <w:sz w:val="17"/>
-                <w:szCs w:val="17"/>
+                <w:sz w:val="16"/>
+                <w:szCs w:val="16"/>
               </w:rPr>
               <w:t xml:space="preserve">SiL/MiL &amp; Co-Simulation: </w:t>
             </w:r>
@@ -417,26 +350,15 @@
               <w:rPr>
                 <w:rFonts w:ascii="Calibri" w:eastAsia="Calibri" w:hAnsi="Calibri" w:cs="Calibri"/>
                 <w:color w:val="1A1A1A"/>
-                <w:sz w:val="17"/>
-                <w:szCs w:val="17"/>
+                <w:sz w:val="16"/>
+                <w:szCs w:val="16"/>
               </w:rPr>
-              <w:t xml:space="preserve">MATLAB/Simulink · FMU/FMI · </w:t>
+              <w:t>MATLAB/Simulink · FMU/FMI · Dämpferregelung</w:t>
             </w:r>
-            <w:proofErr w:type="spellStart"/>
-            <w:r>
-              <w:rPr>
-                <w:rFonts w:ascii="Calibri" w:eastAsia="Calibri" w:hAnsi="Calibri" w:cs="Calibri"/>
-                <w:color w:val="1A1A1A"/>
-                <w:sz w:val="17"/>
-                <w:szCs w:val="17"/>
-              </w:rPr>
-              <w:t>Dämpferregelung</w:t>
-            </w:r>
-            <w:proofErr w:type="spellEnd"/>
           </w:p>
           <w:p>
             <w:pPr>
-              <w:spacing w:after="14"/>
+              <w:spacing w:after="10"/>
             </w:pPr>
             <w:r>
               <w:rPr>
@@ -444,8 +366,8 @@
                 <w:b/>
                 <w:bCs/>
                 <w:color w:val="1B2A41"/>
-                <w:sz w:val="17"/>
-                <w:szCs w:val="17"/>
+                <w:sz w:val="16"/>
+                <w:szCs w:val="16"/>
               </w:rPr>
               <w:t xml:space="preserve">Programmierung: </w:t>
             </w:r>
@@ -453,35 +375,15 @@
               <w:rPr>
                 <w:rFonts w:ascii="Calibri" w:eastAsia="Calibri" w:hAnsi="Calibri" w:cs="Calibri"/>
                 <w:color w:val="1A1A1A"/>
-                <w:sz w:val="17"/>
-                <w:szCs w:val="17"/>
+                <w:sz w:val="16"/>
+                <w:szCs w:val="16"/>
               </w:rPr>
-              <w:t xml:space="preserve">Python 3 · </w:t>
-            </w:r>
-            <w:proofErr w:type="spellStart"/>
-            <w:r>
-              <w:rPr>
-                <w:rFonts w:ascii="Calibri" w:eastAsia="Calibri" w:hAnsi="Calibri" w:cs="Calibri"/>
-                <w:color w:val="1A1A1A"/>
-                <w:sz w:val="17"/>
-                <w:szCs w:val="17"/>
-              </w:rPr>
-              <w:t>PyQt</w:t>
-            </w:r>
-            <w:proofErr w:type="spellEnd"/>
-            <w:r>
-              <w:rPr>
-                <w:rFonts w:ascii="Calibri" w:eastAsia="Calibri" w:hAnsi="Calibri" w:cs="Calibri"/>
-                <w:color w:val="1A1A1A"/>
-                <w:sz w:val="17"/>
-                <w:szCs w:val="17"/>
-              </w:rPr>
-              <w:t xml:space="preserve"> · C/C++ · GitHub · Tortoise SVN</w:t>
+              <w:t>Python 3 · C/C++ · GitHub / Tortoise SVN</w:t>
             </w:r>
           </w:p>
           <w:p>
             <w:pPr>
-              <w:spacing w:after="14"/>
+              <w:spacing w:after="10"/>
             </w:pPr>
             <w:r>
               <w:rPr>
@@ -489,30 +391,19 @@
                 <w:b/>
                 <w:bCs/>
                 <w:color w:val="1B2A41"/>
-                <w:sz w:val="17"/>
-                <w:szCs w:val="17"/>
+                <w:sz w:val="16"/>
+                <w:szCs w:val="16"/>
               </w:rPr>
               <w:t xml:space="preserve">FEM: </w:t>
             </w:r>
-            <w:proofErr w:type="spellStart"/>
             <w:r>
               <w:rPr>
                 <w:rFonts w:ascii="Calibri" w:eastAsia="Calibri" w:hAnsi="Calibri" w:cs="Calibri"/>
                 <w:color w:val="1A1A1A"/>
-                <w:sz w:val="17"/>
-                <w:szCs w:val="17"/>
+                <w:sz w:val="16"/>
+                <w:szCs w:val="16"/>
               </w:rPr>
-              <w:t>HyperMesh</w:t>
-            </w:r>
-            <w:proofErr w:type="spellEnd"/>
-            <w:r>
-              <w:rPr>
-                <w:rFonts w:ascii="Calibri" w:eastAsia="Calibri" w:hAnsi="Calibri" w:cs="Calibri"/>
-                <w:color w:val="1A1A1A"/>
-                <w:sz w:val="17"/>
-                <w:szCs w:val="17"/>
-              </w:rPr>
-              <w:t xml:space="preserve"> · ANSA · SFE Concept</w:t>
+              <w:t>HyperMesh · ANSA</w:t>
             </w:r>
           </w:p>
         </w:tc>
@@ -521,8 +412,8 @@
     <w:p>
       <w:pPr>
         <w:rPr>
-          <w:sz w:val="12"/>
-          <w:szCs w:val="12"/>
+          <w:sz w:val="10"/>
+          <w:szCs w:val="10"/>
         </w:rPr>
       </w:pPr>
     </w:p>
@@ -531,10 +422,7 @@
         <w:pBdr>
           <w:bottom w:val="single" w:sz="6" w:space="2" w:color="1B2A41"/>
         </w:pBdr>
-        <w:spacing w:after="8"/>
-        <w:rPr>
-          <w:lang w:val="de-DE"/>
-        </w:rPr>
+        <w:spacing w:after="6"/>
       </w:pPr>
       <w:r>
         <w:rPr>
@@ -542,14 +430,15 @@
           <w:b/>
           <w:bCs/>
           <w:color w:val="1B2A41"/>
-          <w:lang w:val="de-DE"/>
+          <w:sz w:val="19"/>
+          <w:szCs w:val="19"/>
         </w:rPr>
         <w:t>BERUFSERFAHRUNG</w:t>
       </w:r>
     </w:p>
     <w:p>
       <w:pPr>
-        <w:spacing w:before="6" w:after="1"/>
+        <w:spacing w:before="4"/>
         <w:rPr>
           <w:lang w:val="de-DE"/>
         </w:rPr>
@@ -560,6 +449,8 @@
           <w:b/>
           <w:bCs/>
           <w:color w:val="111111"/>
+          <w:sz w:val="19"/>
+          <w:szCs w:val="19"/>
           <w:lang w:val="de-DE"/>
         </w:rPr>
         <w:t>Senior CAE-Ingenieur — Fahrdynamik &amp; Regelungssimulation</w:t>
@@ -570,14 +461,16 @@
           <w:i/>
           <w:iCs/>
           <w:color w:val="2F5A8A"/>
-          <w:lang w:val="de-DE"/>
-        </w:rPr>
-        <w:t xml:space="preserve">  —  Akkodis (ehemals AKKA Technologies / MBtech Group GmbH &amp; Co. KGaA)</w:t>
-      </w:r>
-    </w:p>
-    <w:p>
-      <w:pPr>
-        <w:spacing w:after="12"/>
+          <w:sz w:val="19"/>
+          <w:szCs w:val="19"/>
+          <w:lang w:val="de-DE"/>
+        </w:rPr>
+        <w:t xml:space="preserve">  —  Akkodis GmbH</w:t>
+      </w:r>
+    </w:p>
+    <w:p>
+      <w:pPr>
+        <w:spacing w:after="8"/>
         <w:rPr>
           <w:lang w:val="de-DE"/>
         </w:rPr>
@@ -588,36 +481,36 @@
           <w:i/>
           <w:iCs/>
           <w:color w:val="555555"/>
-          <w:sz w:val="16"/>
-          <w:szCs w:val="16"/>
-          <w:lang w:val="de-DE"/>
-        </w:rPr>
-        <w:t>Sindelfingen, Deutschland  |  April 2015 – heute  |  Technische Leitung für 1–2 parallele Projekte, Teams von 2–3 Ingenieuren</w:t>
-      </w:r>
-    </w:p>
-    <w:p>
-      <w:pPr>
-        <w:spacing w:before="12" w:after="2"/>
-        <w:rPr>
-          <w:lang w:val="de-DE"/>
-        </w:rPr>
-      </w:pPr>
-      <w:r>
-        <w:rPr>
-          <w:rFonts w:ascii="Calibri" w:eastAsia="Calibri" w:hAnsi="Calibri" w:cs="Calibri"/>
-          <w:b/>
-          <w:bCs/>
-          <w:color w:val="2F5A8A"/>
-          <w:sz w:val="18"/>
-          <w:szCs w:val="18"/>
-          <w:lang w:val="de-DE"/>
-        </w:rPr>
-        <w:t>Gesamtfahrzeug-MKS — K&amp;E, Fahrkomfort und Handling</w:t>
-      </w:r>
-    </w:p>
-    <w:p>
-      <w:pPr>
-        <w:spacing w:after="10"/>
+          <w:sz w:val="15"/>
+          <w:szCs w:val="15"/>
+          <w:lang w:val="de-DE"/>
+        </w:rPr>
+        <w:t>Sindelfingen, Deutschland  |  April 2015 – heute</w:t>
+      </w:r>
+    </w:p>
+    <w:p>
+      <w:pPr>
+        <w:spacing w:before="8" w:after="1"/>
+        <w:rPr>
+          <w:lang w:val="de-DE"/>
+        </w:rPr>
+      </w:pPr>
+      <w:r>
+        <w:rPr>
+          <w:rFonts w:ascii="Calibri" w:eastAsia="Calibri" w:hAnsi="Calibri" w:cs="Calibri"/>
+          <w:b/>
+          <w:bCs/>
+          <w:color w:val="2F5A8A"/>
+          <w:sz w:val="17"/>
+          <w:szCs w:val="17"/>
+          <w:lang w:val="de-DE"/>
+        </w:rPr>
+        <w:t>Gesamtfahrzeug-MKS — K&amp;C, Fahrkomfort und Handling</w:t>
+      </w:r>
+    </w:p>
+    <w:p>
+      <w:pPr>
+        <w:spacing w:after="6"/>
         <w:ind w:left="200" w:hanging="150"/>
         <w:rPr>
           <w:lang w:val="de-DE"/>
@@ -629,8 +522,8 @@
           <w:b/>
           <w:bCs/>
           <w:color w:val="2F5A8A"/>
-          <w:sz w:val="18"/>
-          <w:szCs w:val="18"/>
+          <w:sz w:val="17"/>
+          <w:szCs w:val="17"/>
           <w:lang w:val="de-DE"/>
         </w:rPr>
         <w:t xml:space="preserve">▸ </w:t>
@@ -639,16 +532,16 @@
         <w:rPr>
           <w:rFonts w:ascii="Calibri" w:eastAsia="Calibri" w:hAnsi="Calibri" w:cs="Calibri"/>
           <w:color w:val="1A1A1A"/>
-          <w:sz w:val="18"/>
-          <w:szCs w:val="18"/>
-          <w:lang w:val="de-DE"/>
-        </w:rPr>
-        <w:t>Gesamtfahrzeugmodelle in ADAMS/Car und SIMPACK aufgebaut und über alle Entwicklungsphasen — von der Konzept- bis zur Serienreife — bewertet.</w:t>
-      </w:r>
-    </w:p>
-    <w:p>
-      <w:pPr>
-        <w:spacing w:after="10"/>
+          <w:sz w:val="17"/>
+          <w:szCs w:val="17"/>
+          <w:lang w:val="de-DE"/>
+        </w:rPr>
+        <w:t>Gesamtfahrzeugmodelle in ADAMS/Car und SIMPACK aufgebaut und über alle Entwicklungsphasen — von der Konzept- bis zur Serienreife — modelliert und bewertet.</w:t>
+      </w:r>
+    </w:p>
+    <w:p>
+      <w:pPr>
+        <w:spacing w:after="6"/>
         <w:ind w:left="200" w:hanging="150"/>
         <w:rPr>
           <w:lang w:val="de-DE"/>
@@ -660,8 +553,8 @@
           <w:b/>
           <w:bCs/>
           <w:color w:val="2F5A8A"/>
-          <w:sz w:val="18"/>
-          <w:szCs w:val="18"/>
+          <w:sz w:val="17"/>
+          <w:szCs w:val="17"/>
           <w:lang w:val="de-DE"/>
         </w:rPr>
         <w:t xml:space="preserve">▸ </w:t>
@@ -670,33 +563,29 @@
         <w:rPr>
           <w:rFonts w:ascii="Calibri" w:eastAsia="Calibri" w:hAnsi="Calibri" w:cs="Calibri"/>
           <w:color w:val="1A1A1A"/>
-          <w:sz w:val="18"/>
-          <w:szCs w:val="18"/>
-          <w:lang w:val="de-DE"/>
-        </w:rPr>
-        <w:t>Simulationsergebnisse gegen Prüfstands- und Fahrbahndaten auf Serienniveau korreliert; Abweichungsursachen identifiziert und Modellverbesserungen abgeleitet.</w:t>
-      </w:r>
-    </w:p>
-    <w:p>
-      <w:pPr>
-        <w:spacing w:after="10"/>
+          <w:sz w:val="17"/>
+          <w:szCs w:val="17"/>
+          <w:lang w:val="de-DE"/>
+        </w:rPr>
+        <w:t>K&amp;C-, Handling-, Fahrkomfort- und Betriebsfestigkeitssimulationen durchgeführt; Variantenuntersuchungen und Simulationsschleifen zur Absicherung von Kundenanforderungen systematisch ausgewertet.</w:t>
+      </w:r>
+    </w:p>
+    <w:p>
+      <w:pPr>
+        <w:spacing w:after="6"/>
         <w:ind w:left="200" w:hanging="150"/>
         <w:rPr>
-          <w:rFonts w:ascii="Calibri" w:eastAsia="Calibri" w:hAnsi="Calibri" w:cs="Calibri"/>
-          <w:color w:val="1A1A1A"/>
-          <w:sz w:val="18"/>
-          <w:szCs w:val="18"/>
-          <w:lang w:val="de-DE"/>
-        </w:rPr>
-      </w:pPr>
-      <w:r>
-        <w:rPr>
-          <w:rFonts w:ascii="Calibri" w:eastAsia="Calibri" w:hAnsi="Calibri" w:cs="Calibri"/>
-          <w:b/>
-          <w:bCs/>
-          <w:color w:val="2F5A8A"/>
-          <w:sz w:val="18"/>
-          <w:szCs w:val="18"/>
+          <w:lang w:val="de-DE"/>
+        </w:rPr>
+      </w:pPr>
+      <w:r>
+        <w:rPr>
+          <w:rFonts w:ascii="Calibri" w:eastAsia="Calibri" w:hAnsi="Calibri" w:cs="Calibri"/>
+          <w:b/>
+          <w:bCs/>
+          <w:color w:val="2F5A8A"/>
+          <w:sz w:val="17"/>
+          <w:szCs w:val="17"/>
           <w:lang w:val="de-DE"/>
         </w:rPr>
         <w:t xml:space="preserve">▸ </w:t>
@@ -705,16 +594,51 @@
         <w:rPr>
           <w:rFonts w:ascii="Calibri" w:eastAsia="Calibri" w:hAnsi="Calibri" w:cs="Calibri"/>
           <w:color w:val="1A1A1A"/>
-          <w:sz w:val="18"/>
-          <w:szCs w:val="18"/>
-          <w:lang w:val="de-DE"/>
-        </w:rPr>
-        <w:t>Technische Abstimmungen mit OEM-Kunden aktiv geführt und Ergebnisse in Reviews vertreten.</w:t>
-      </w:r>
-    </w:p>
-    <w:p>
-      <w:pPr>
-        <w:spacing w:after="10"/>
+          <w:sz w:val="17"/>
+          <w:szCs w:val="17"/>
+          <w:lang w:val="de-DE"/>
+        </w:rPr>
+        <w:t>Simulationsergebnisse gegen Prüfstands- und Fahrbahndaten korreliert und auf Serienniveau abgesichert.</w:t>
+      </w:r>
+    </w:p>
+    <w:p>
+      <w:pPr>
+        <w:spacing w:after="6"/>
+        <w:ind w:left="200" w:hanging="150"/>
+        <w:rPr>
+          <w:rFonts w:ascii="Calibri" w:eastAsia="Calibri" w:hAnsi="Calibri" w:cs="Calibri"/>
+          <w:color w:val="1A1A1A"/>
+          <w:sz w:val="17"/>
+          <w:szCs w:val="17"/>
+          <w:lang w:val="de-DE"/>
+        </w:rPr>
+      </w:pPr>
+      <w:r>
+        <w:rPr>
+          <w:rFonts w:ascii="Calibri" w:eastAsia="Calibri" w:hAnsi="Calibri" w:cs="Calibri"/>
+          <w:b/>
+          <w:bCs/>
+          <w:color w:val="2F5A8A"/>
+          <w:sz w:val="17"/>
+          <w:szCs w:val="17"/>
+          <w:lang w:val="de-DE"/>
+        </w:rPr>
+        <w:t xml:space="preserve">▸ </w:t>
+      </w:r>
+      <w:r>
+        <w:rPr>
+          <w:rFonts w:ascii="Calibri" w:eastAsia="Calibri" w:hAnsi="Calibri" w:cs="Calibri"/>
+          <w:color w:val="1A1A1A"/>
+          <w:sz w:val="17"/>
+          <w:szCs w:val="17"/>
+          <w:lang w:val="de-DE"/>
+        </w:rPr>
+        <w:t>Technische Abstimmungen mit OEM-Kunden aktiv begleitet und Ergebnisse in Reviews vertreten.</w:t>
+      </w:r>
+    </w:p>
+    <w:p>
+      <w:pPr>
+        <w:spacing w:after="6"/>
         <w:ind w:left="200" w:hanging="150"/>
         <w:rPr>
           <w:sz w:val="10"/>
@@ -725,383 +649,457 @@
     </w:p>
     <w:p>
       <w:pPr>
-        <w:spacing w:before="12" w:after="2"/>
-        <w:rPr>
-          <w:lang w:val="de-DE"/>
-        </w:rPr>
-      </w:pPr>
-      <w:r>
-        <w:rPr>
-          <w:rFonts w:ascii="Calibri" w:eastAsia="Calibri" w:hAnsi="Calibri" w:cs="Calibri"/>
-          <w:b/>
-          <w:bCs/>
-          <w:color w:val="2F5A8A"/>
-          <w:sz w:val="18"/>
-          <w:szCs w:val="18"/>
-          <w:lang w:val="de-DE"/>
-        </w:rPr>
-        <w:t>SiL/MiL-Regelungsintegration — Aktive Fahrwerksysteme</w:t>
-      </w:r>
-    </w:p>
-    <w:p>
-      <w:pPr>
-        <w:spacing w:after="10"/>
-        <w:rPr>
-          <w:lang w:val="de-DE"/>
-        </w:rPr>
-      </w:pPr>
+        <w:spacing w:before="8" w:after="1"/>
+        <w:rPr>
+          <w:lang w:val="de-DE"/>
+        </w:rPr>
+      </w:pPr>
+      <w:r>
+        <w:rPr>
+          <w:rFonts w:ascii="Calibri" w:eastAsia="Calibri" w:hAnsi="Calibri" w:cs="Calibri"/>
+          <w:b/>
+          <w:bCs/>
+          <w:color w:val="2F5A8A"/>
+          <w:sz w:val="17"/>
+          <w:szCs w:val="17"/>
+          <w:lang w:val="de-DE"/>
+        </w:rPr>
+        <w:t>Subsystem-Modellaufbau, Validierung und Regelungsintegration in MKS</w:t>
+      </w:r>
+    </w:p>
+    <w:p>
+      <w:pPr>
+        <w:spacing w:after="6"/>
+        <w:ind w:left="200" w:hanging="150"/>
+        <w:rPr>
+          <w:lang w:val="de-DE"/>
+        </w:rPr>
+      </w:pPr>
+      <w:r>
+        <w:rPr>
+          <w:rFonts w:ascii="Calibri" w:eastAsia="Calibri" w:hAnsi="Calibri" w:cs="Calibri"/>
+          <w:b/>
+          <w:bCs/>
+          <w:color w:val="2F5A8A"/>
+          <w:sz w:val="17"/>
+          <w:szCs w:val="17"/>
+          <w:lang w:val="de-DE"/>
+        </w:rPr>
+        <w:t xml:space="preserve">▸ </w:t>
+      </w:r>
+      <w:r>
+        <w:rPr>
+          <w:rFonts w:ascii="Calibri" w:eastAsia="Calibri" w:hAnsi="Calibri" w:cs="Calibri"/>
+          <w:color w:val="1A1A1A"/>
+          <w:sz w:val="17"/>
+          <w:szCs w:val="17"/>
+          <w:lang w:val="de-DE"/>
+        </w:rPr>
+        <w:t>Entwicklung und Validierung von ADAMS/View-Subsystemmodellen für Antriebswellen, Getriebekomponenten, Parkmechanismen und Differenzial.</w:t>
+      </w:r>
+    </w:p>
+    <w:p>
+      <w:pPr>
+        <w:spacing w:after="6"/>
+        <w:ind w:left="200" w:hanging="150"/>
+        <w:rPr>
+          <w:lang w:val="de-DE"/>
+        </w:rPr>
+      </w:pPr>
+      <w:r>
+        <w:rPr>
+          <w:rFonts w:ascii="Calibri" w:eastAsia="Calibri" w:hAnsi="Calibri" w:cs="Calibri"/>
+          <w:b/>
+          <w:bCs/>
+          <w:color w:val="2F5A8A"/>
+          <w:sz w:val="17"/>
+          <w:szCs w:val="17"/>
+          <w:lang w:val="de-DE"/>
+        </w:rPr>
+        <w:t xml:space="preserve">▸ </w:t>
+      </w:r>
+      <w:r>
+        <w:rPr>
+          <w:rFonts w:ascii="Calibri" w:eastAsia="Calibri" w:hAnsi="Calibri" w:cs="Calibri"/>
+          <w:color w:val="1A1A1A"/>
+          <w:sz w:val="17"/>
+          <w:szCs w:val="17"/>
+          <w:lang w:val="de-DE"/>
+        </w:rPr>
+        <w:t>Integration von Simulink-Regelungslogiken in ADAMS/View zur Co-Simulation und Validierung von Regelungsstrategien.</w:t>
+      </w:r>
+    </w:p>
+    <w:p>
+      <w:pPr>
+        <w:spacing w:after="6"/>
+        <w:ind w:left="200" w:hanging="150"/>
+        <w:rPr>
+          <w:lang w:val="de-DE"/>
+        </w:rPr>
+      </w:pPr>
+      <w:r>
+        <w:rPr>
+          <w:rFonts w:ascii="Calibri" w:eastAsia="Calibri" w:hAnsi="Calibri" w:cs="Calibri"/>
+          <w:b/>
+          <w:bCs/>
+          <w:color w:val="2F5A8A"/>
+          <w:sz w:val="17"/>
+          <w:szCs w:val="17"/>
+          <w:lang w:val="de-DE"/>
+        </w:rPr>
+        <w:t xml:space="preserve">▸ </w:t>
+      </w:r>
+      <w:r>
+        <w:rPr>
+          <w:rFonts w:ascii="Calibri" w:eastAsia="Calibri" w:hAnsi="Calibri" w:cs="Calibri"/>
+          <w:color w:val="1A1A1A"/>
+          <w:sz w:val="17"/>
+          <w:szCs w:val="17"/>
+          <w:lang w:val="de-DE"/>
+        </w:rPr>
+        <w:t>Bewertung verschiedener Parkrad- und Sperrklinkengeometrien mittels Mehrkörpersimulation hinsichtlich Ein- und Ausrückverhalten, Kinematik und Kontaktverhalten.</w:t>
+      </w:r>
+    </w:p>
+    <w:p>
+      <w:pPr>
+        <w:spacing w:after="6"/>
+        <w:ind w:left="200" w:hanging="150"/>
+        <w:rPr>
+          <w:rFonts w:ascii="Calibri" w:eastAsia="Calibri" w:hAnsi="Calibri" w:cs="Calibri"/>
+          <w:color w:val="1A1A1A"/>
+          <w:sz w:val="17"/>
+          <w:szCs w:val="17"/>
+          <w:lang w:val="de-DE"/>
+        </w:rPr>
+      </w:pPr>
+      <w:r>
+        <w:rPr>
+          <w:rFonts w:ascii="Calibri" w:eastAsia="Calibri" w:hAnsi="Calibri" w:cs="Calibri"/>
+          <w:b/>
+          <w:bCs/>
+          <w:color w:val="2F5A8A"/>
+          <w:sz w:val="17"/>
+          <w:szCs w:val="17"/>
+          <w:lang w:val="de-DE"/>
+        </w:rPr>
+        <w:t xml:space="preserve">▸ </w:t>
+      </w:r>
+      <w:r>
+        <w:rPr>
+          <w:rFonts w:ascii="Calibri" w:eastAsia="Calibri" w:hAnsi="Calibri" w:cs="Calibri"/>
+          <w:color w:val="1A1A1A"/>
+          <w:sz w:val="17"/>
+          <w:szCs w:val="17"/>
+          <w:lang w:val="de-DE"/>
+        </w:rPr>
+        <w:t>Geräuschkritische Betriebszustände im Differenzial simuliert und analysiert — Konzeptoptimierung auf Basis der Ergebnisse vorangetrieben.</w:t>
+      </w:r>
+    </w:p>
+    <w:p>
+      <w:pPr>
+        <w:spacing w:after="6"/>
+        <w:ind w:left="200" w:hanging="150"/>
+        <w:rPr>
+          <w:sz w:val="10"/>
+          <w:szCs w:val="10"/>
+          <w:lang w:val="de-DE"/>
+        </w:rPr>
+      </w:pPr>
+    </w:p>
+    <w:p>
+      <w:pPr>
+        <w:spacing w:before="8" w:after="1"/>
+        <w:rPr>
+          <w:lang w:val="de-DE"/>
+        </w:rPr>
+      </w:pPr>
+      <w:r>
+        <w:rPr>
+          <w:rFonts w:ascii="Calibri" w:eastAsia="Calibri" w:hAnsi="Calibri" w:cs="Calibri"/>
+          <w:b/>
+          <w:bCs/>
+          <w:color w:val="2F5A8A"/>
+          <w:sz w:val="17"/>
+          <w:szCs w:val="17"/>
+          <w:lang w:val="de-DE"/>
+        </w:rPr>
+        <w:t>Python-Simulationsautomatisierung &amp; Prozessmanager</w:t>
+      </w:r>
+    </w:p>
+    <w:p>
+      <w:pPr>
+        <w:spacing w:after="6"/>
+        <w:ind w:left="200" w:hanging="150"/>
+        <w:rPr>
+          <w:lang w:val="de-DE"/>
+        </w:rPr>
+      </w:pPr>
+      <w:r>
+        <w:rPr>
+          <w:rFonts w:ascii="Calibri" w:eastAsia="Calibri" w:hAnsi="Calibri" w:cs="Calibri"/>
+          <w:b/>
+          <w:bCs/>
+          <w:color w:val="2F5A8A"/>
+          <w:sz w:val="17"/>
+          <w:szCs w:val="17"/>
+          <w:lang w:val="de-DE"/>
+        </w:rPr>
+        <w:t xml:space="preserve">▸ </w:t>
+      </w:r>
+      <w:r>
+        <w:rPr>
+          <w:rFonts w:ascii="Calibri" w:eastAsia="Calibri" w:hAnsi="Calibri" w:cs="Calibri"/>
+          <w:color w:val="1A1A1A"/>
+          <w:sz w:val="17"/>
+          <w:szCs w:val="17"/>
+          <w:lang w:val="de-DE"/>
+        </w:rPr>
+        <w:t>Entwicklung eines GUI-basierten Simulationsprozessmanagers in Python zur Automatisierung von K&amp;C-, Ride- und Handling-Simulationen.</w:t>
+      </w:r>
+    </w:p>
+    <w:p>
+      <w:pPr>
+        <w:spacing w:after="6"/>
+        <w:ind w:left="200" w:hanging="150"/>
+        <w:rPr>
+          <w:lang w:val="de-DE"/>
+        </w:rPr>
+      </w:pPr>
+      <w:r>
+        <w:rPr>
+          <w:rFonts w:ascii="Calibri" w:eastAsia="Calibri" w:hAnsi="Calibri" w:cs="Calibri"/>
+          <w:b/>
+          <w:bCs/>
+          <w:color w:val="2F5A8A"/>
+          <w:sz w:val="17"/>
+          <w:szCs w:val="17"/>
+          <w:lang w:val="de-DE"/>
+        </w:rPr>
+        <w:t xml:space="preserve">▸ </w:t>
+      </w:r>
+      <w:r>
+        <w:rPr>
+          <w:rFonts w:ascii="Calibri" w:eastAsia="Calibri" w:hAnsi="Calibri" w:cs="Calibri"/>
+          <w:color w:val="1A1A1A"/>
+          <w:sz w:val="17"/>
+          <w:szCs w:val="17"/>
+          <w:lang w:val="de-DE"/>
+        </w:rPr>
+        <w:t>Implementierung automatisierter Multi-Run- und Batch-Simulationen einschließlich Ergebnisaufbereitung, Visualisierung sowie Export von Plots und Berichten.</w:t>
+      </w:r>
+    </w:p>
+    <w:p>
+      <w:pPr>
+        <w:spacing w:after="6"/>
+        <w:ind w:left="200" w:hanging="150"/>
+        <w:rPr>
+          <w:rFonts w:ascii="Calibri" w:eastAsia="Calibri" w:hAnsi="Calibri" w:cs="Calibri"/>
+          <w:color w:val="1A1A1A"/>
+          <w:sz w:val="17"/>
+          <w:szCs w:val="17"/>
+          <w:lang w:val="de-DE"/>
+        </w:rPr>
+      </w:pPr>
+      <w:r>
+        <w:rPr>
+          <w:rFonts w:ascii="Calibri" w:eastAsia="Calibri" w:hAnsi="Calibri" w:cs="Calibri"/>
+          <w:b/>
+          <w:bCs/>
+          <w:color w:val="2F5A8A"/>
+          <w:sz w:val="17"/>
+          <w:szCs w:val="17"/>
+          <w:lang w:val="de-DE"/>
+        </w:rPr>
+        <w:t xml:space="preserve">▸ </w:t>
+      </w:r>
+      <w:r>
+        <w:rPr>
+          <w:rFonts w:ascii="Calibri" w:eastAsia="Calibri" w:hAnsi="Calibri" w:cs="Calibri"/>
+          <w:color w:val="1A1A1A"/>
+          <w:sz w:val="17"/>
+          <w:szCs w:val="17"/>
+          <w:lang w:val="de-DE"/>
+        </w:rPr>
+        <w:t>Vergleichs- und Analysefunktionen für KPIs und Simulationsergebnisse entwickelt; Parameteroptimierungen und Sensitivitätsanalysen zur Fahrwerksabstimmung integriert.</w:t>
+      </w:r>
+    </w:p>
+    <w:p>
+      <w:pPr>
+        <w:spacing w:after="6"/>
+        <w:ind w:left="200" w:hanging="150"/>
+        <w:rPr>
+          <w:sz w:val="10"/>
+          <w:szCs w:val="10"/>
+          <w:lang w:val="de-DE"/>
+        </w:rPr>
+      </w:pPr>
+    </w:p>
+    <w:p>
+      <w:pPr>
+        <w:spacing w:before="8" w:after="1"/>
+        <w:rPr>
+          <w:lang w:val="de-DE"/>
+        </w:rPr>
+      </w:pPr>
+      <w:r>
+        <w:rPr>
+          <w:rFonts w:ascii="Calibri" w:eastAsia="Calibri" w:hAnsi="Calibri" w:cs="Calibri"/>
+          <w:b/>
+          <w:bCs/>
+          <w:color w:val="2F5A8A"/>
+          <w:sz w:val="17"/>
+          <w:szCs w:val="17"/>
+          <w:lang w:val="de-DE"/>
+        </w:rPr>
+        <w:t>Regelungsintegration — Aktives Fahrwerk</w:t>
+      </w:r>
+    </w:p>
+    <w:p>
+      <w:pPr>
+        <w:spacing w:after="6"/>
+        <w:ind w:left="200" w:hanging="150"/>
+        <w:rPr>
+          <w:lang w:val="de-DE"/>
+        </w:rPr>
+      </w:pPr>
+      <w:r>
+        <w:rPr>
+          <w:rFonts w:ascii="Calibri" w:eastAsia="Calibri" w:hAnsi="Calibri" w:cs="Calibri"/>
+          <w:b/>
+          <w:bCs/>
+          <w:color w:val="2F5A8A"/>
+          <w:sz w:val="17"/>
+          <w:szCs w:val="17"/>
+          <w:lang w:val="de-DE"/>
+        </w:rPr>
+        <w:t xml:space="preserve">▸ </w:t>
+      </w:r>
+      <w:r>
+        <w:rPr>
+          <w:rFonts w:ascii="Calibri" w:eastAsia="Calibri" w:hAnsi="Calibri" w:cs="Calibri"/>
+          <w:color w:val="1A1A1A"/>
+          <w:sz w:val="17"/>
+          <w:szCs w:val="17"/>
+          <w:lang w:val="de-DE"/>
+        </w:rPr>
+        <w:t>Modellbasierte Entwicklung von MKS-Co-Simulationsmodellen (ADAMS/Car, ADAMS/Controls und Simulink) zur virtuellen Absicherung aktiver Fahrwerksregelungen.</w:t>
+      </w:r>
+    </w:p>
+    <w:p>
+      <w:pPr>
+        <w:spacing w:after="6"/>
+        <w:ind w:left="200" w:hanging="150"/>
+        <w:rPr>
+          <w:lang w:val="de-DE"/>
+        </w:rPr>
+      </w:pPr>
+      <w:r>
+        <w:rPr>
+          <w:rFonts w:ascii="Calibri" w:eastAsia="Calibri" w:hAnsi="Calibri" w:cs="Calibri"/>
+          <w:b/>
+          <w:bCs/>
+          <w:color w:val="2F5A8A"/>
+          <w:sz w:val="17"/>
+          <w:szCs w:val="17"/>
+          <w:lang w:val="de-DE"/>
+        </w:rPr>
+        <w:t xml:space="preserve">▸ </w:t>
+      </w:r>
+      <w:r>
+        <w:rPr>
+          <w:rFonts w:ascii="Calibri" w:eastAsia="Calibri" w:hAnsi="Calibri" w:cs="Calibri"/>
+          <w:color w:val="1A1A1A"/>
+          <w:sz w:val="17"/>
+          <w:szCs w:val="17"/>
+          <w:lang w:val="de-DE"/>
+        </w:rPr>
+        <w:t>Auslegung und Integration von Regelalgorithmen einschließlich Black-Box-Subsystemen sowie Definition der Signalarchitektur und geschlossener Regelkreise.</w:t>
+      </w:r>
+    </w:p>
+    <w:p>
+      <w:pPr>
+        <w:spacing w:after="6"/>
+        <w:ind w:left="200" w:hanging="150"/>
+        <w:rPr>
+          <w:rFonts w:ascii="Calibri" w:eastAsia="Calibri" w:hAnsi="Calibri" w:cs="Calibri"/>
+          <w:color w:val="1A1A1A"/>
+          <w:sz w:val="17"/>
+          <w:szCs w:val="17"/>
+          <w:lang w:val="de-DE"/>
+        </w:rPr>
+      </w:pPr>
+      <w:r>
+        <w:rPr>
+          <w:rFonts w:ascii="Calibri" w:eastAsia="Calibri" w:hAnsi="Calibri" w:cs="Calibri"/>
+          <w:b/>
+          <w:bCs/>
+          <w:color w:val="2F5A8A"/>
+          <w:sz w:val="17"/>
+          <w:szCs w:val="17"/>
+          <w:lang w:val="de-DE"/>
+        </w:rPr>
+        <w:t xml:space="preserve">▸ </w:t>
+      </w:r>
+      <w:r>
+        <w:rPr>
+          <w:rFonts w:ascii="Calibri" w:eastAsia="Calibri" w:hAnsi="Calibri" w:cs="Calibri"/>
+          <w:color w:val="1A1A1A"/>
+          <w:sz w:val="17"/>
+          <w:szCs w:val="17"/>
+          <w:lang w:val="de-DE"/>
+        </w:rPr>
+        <w:t>Virtuelle Absicherung von Fahrwerkskonzepten durch Co-Simulation, Validierungsszenarien und Vergleich der Simulationsergebnisse mit Referenzdatensätzen.</w:t>
+      </w:r>
+    </w:p>
+    <w:p>
+      <w:pPr>
+        <w:spacing w:after="6"/>
+        <w:ind w:left="200" w:hanging="150"/>
+        <w:rPr>
+          <w:sz w:val="10"/>
+          <w:szCs w:val="10"/>
+          <w:lang w:val="de-DE"/>
+        </w:rPr>
+      </w:pPr>
+    </w:p>
+    <w:p>
+      <w:pPr>
+        <w:spacing w:before="4"/>
+        <w:rPr>
+          <w:lang w:val="de-DE"/>
+        </w:rPr>
+      </w:pPr>
+      <w:r>
+        <w:rPr>
+          <w:rFonts w:ascii="Calibri" w:eastAsia="Calibri" w:hAnsi="Calibri" w:cs="Calibri"/>
+          <w:b/>
+          <w:bCs/>
+          <w:color w:val="111111"/>
+          <w:sz w:val="19"/>
+          <w:szCs w:val="19"/>
+          <w:lang w:val="de-DE"/>
+        </w:rPr>
+        <w:t>Werkstudent — Digitales Produkt R&amp;D, Mercedes-Benz Cars</w:t>
+      </w:r>
       <w:r>
         <w:rPr>
           <w:rFonts w:ascii="Calibri" w:eastAsia="Calibri" w:hAnsi="Calibri" w:cs="Calibri"/>
           <w:i/>
           <w:iCs/>
-          <w:color w:val="1A1A1A"/>
-          <w:sz w:val="18"/>
-          <w:szCs w:val="18"/>
-          <w:lang w:val="de-DE"/>
-        </w:rPr>
-        <w:t>Modellbasierte Entwicklung geschlossener SiL/MiL-Co-Simulationsumgebungen zur virtuellen Absicherung aktiver Fahrwerksregelungen.</w:t>
-      </w:r>
-    </w:p>
-    <w:p>
-      <w:pPr>
-        <w:spacing w:after="10"/>
-        <w:ind w:left="200" w:hanging="150"/>
-        <w:rPr>
-          <w:lang w:val="de-DE"/>
-        </w:rPr>
-      </w:pPr>
-      <w:r>
-        <w:rPr>
-          <w:rFonts w:ascii="Calibri" w:eastAsia="Calibri" w:hAnsi="Calibri" w:cs="Calibri"/>
-          <w:b/>
-          <w:bCs/>
-          <w:color w:val="2F5A8A"/>
-          <w:sz w:val="18"/>
-          <w:szCs w:val="18"/>
-          <w:lang w:val="de-DE"/>
-        </w:rPr>
-        <w:t xml:space="preserve">▸ </w:t>
-      </w:r>
-      <w:r>
-        <w:rPr>
-          <w:rFonts w:ascii="Calibri" w:eastAsia="Calibri" w:hAnsi="Calibri" w:cs="Calibri"/>
-          <w:color w:val="1A1A1A"/>
-          <w:sz w:val="18"/>
-          <w:szCs w:val="18"/>
-          <w:lang w:val="de-DE"/>
-        </w:rPr>
-        <w:t>Modellbasierte Entwicklung von MKS-Co-Simulationsmodellen (ADAMS/Car, ADAMS/Controls, Simulink) via SiL/MiL zur virtuellen Absicherung aktiver Fahrwerksregelungen.</w:t>
-      </w:r>
-    </w:p>
-    <w:p>
-      <w:pPr>
-        <w:spacing w:after="10"/>
-        <w:ind w:left="200" w:hanging="150"/>
-        <w:rPr>
-          <w:rFonts w:ascii="Calibri" w:eastAsia="Calibri" w:hAnsi="Calibri" w:cs="Calibri"/>
-          <w:color w:val="1A1A1A"/>
-          <w:sz w:val="18"/>
-          <w:szCs w:val="18"/>
-          <w:lang w:val="de-DE"/>
-        </w:rPr>
-      </w:pPr>
-      <w:r>
-        <w:rPr>
-          <w:rFonts w:ascii="Calibri" w:eastAsia="Calibri" w:hAnsi="Calibri" w:cs="Calibri"/>
-          <w:b/>
-          <w:bCs/>
-          <w:color w:val="2F5A8A"/>
-          <w:sz w:val="18"/>
-          <w:szCs w:val="18"/>
-          <w:lang w:val="de-DE"/>
-        </w:rPr>
-        <w:t xml:space="preserve">▸ </w:t>
-      </w:r>
-      <w:r>
-        <w:rPr>
-          <w:rFonts w:ascii="Calibri" w:eastAsia="Calibri" w:hAnsi="Calibri" w:cs="Calibri"/>
-          <w:color w:val="1A1A1A"/>
-          <w:sz w:val="18"/>
-          <w:szCs w:val="18"/>
-          <w:lang w:val="de-DE"/>
-        </w:rPr>
-        <w:t>Auslegung und Integration von Regelalgorithmen einschließlich Black-Box-Subsystemen; Definition der Signalarchitektur und geschlossener Regelkreise.</w:t>
-      </w:r>
-    </w:p>
-    <w:p>
-      <w:pPr>
-        <w:spacing w:after="10"/>
-        <w:ind w:left="200" w:hanging="150"/>
-        <w:rPr>
-          <w:sz w:val="10"/>
-          <w:szCs w:val="10"/>
-          <w:lang w:val="de-DE"/>
-        </w:rPr>
-      </w:pPr>
-    </w:p>
-    <w:p>
-      <w:pPr>
-        <w:spacing w:before="12" w:after="2"/>
-        <w:rPr>
-          <w:lang w:val="de-DE"/>
-        </w:rPr>
-      </w:pPr>
-      <w:r>
-        <w:rPr>
-          <w:rFonts w:ascii="Calibri" w:eastAsia="Calibri" w:hAnsi="Calibri" w:cs="Calibri"/>
-          <w:b/>
-          <w:bCs/>
-          <w:color w:val="2F5A8A"/>
-          <w:sz w:val="18"/>
-          <w:szCs w:val="18"/>
-          <w:lang w:val="de-DE"/>
-        </w:rPr>
-        <w:t>Subsystem-Modellaufbau, Validierung und Regelungsintegration in MKS</w:t>
-      </w:r>
-    </w:p>
-    <w:p>
-      <w:pPr>
-        <w:spacing w:after="10"/>
-        <w:ind w:left="200" w:hanging="150"/>
-        <w:rPr>
-          <w:lang w:val="de-DE"/>
-        </w:rPr>
-      </w:pPr>
-      <w:r>
-        <w:rPr>
-          <w:rFonts w:ascii="Calibri" w:eastAsia="Calibri" w:hAnsi="Calibri" w:cs="Calibri"/>
-          <w:b/>
-          <w:bCs/>
-          <w:color w:val="2F5A8A"/>
-          <w:sz w:val="18"/>
-          <w:szCs w:val="18"/>
-          <w:lang w:val="de-DE"/>
-        </w:rPr>
-        <w:t xml:space="preserve">▸ </w:t>
-      </w:r>
-      <w:r>
-        <w:rPr>
-          <w:rFonts w:ascii="Calibri" w:eastAsia="Calibri" w:hAnsi="Calibri" w:cs="Calibri"/>
-          <w:color w:val="1A1A1A"/>
-          <w:sz w:val="18"/>
-          <w:szCs w:val="18"/>
-          <w:lang w:val="de-DE"/>
-        </w:rPr>
-        <w:t>Entwicklung und Validierung von ADAMS/View-Subsystemmodellen für Antriebswellen, Getriebekomponenten, Parkmechanismen und Differenzial.</w:t>
-      </w:r>
-    </w:p>
-    <w:p>
-      <w:pPr>
-        <w:spacing w:after="10"/>
-        <w:ind w:left="200" w:hanging="150"/>
-        <w:rPr>
-          <w:lang w:val="de-DE"/>
-        </w:rPr>
-      </w:pPr>
-      <w:r>
-        <w:rPr>
-          <w:rFonts w:ascii="Calibri" w:eastAsia="Calibri" w:hAnsi="Calibri" w:cs="Calibri"/>
-          <w:b/>
-          <w:bCs/>
-          <w:color w:val="2F5A8A"/>
-          <w:sz w:val="18"/>
-          <w:szCs w:val="18"/>
-          <w:lang w:val="de-DE"/>
-        </w:rPr>
-        <w:t xml:space="preserve">▸ </w:t>
-      </w:r>
-      <w:r>
-        <w:rPr>
-          <w:rFonts w:ascii="Calibri" w:eastAsia="Calibri" w:hAnsi="Calibri" w:cs="Calibri"/>
-          <w:color w:val="1A1A1A"/>
-          <w:sz w:val="18"/>
-          <w:szCs w:val="18"/>
-          <w:lang w:val="de-DE"/>
-        </w:rPr>
-        <w:t>Integration von Simulink-Regelungslogiken in ADAMS/View zur Co-Simulation und Validierung von Regelungsstrategien.</w:t>
-      </w:r>
-    </w:p>
-    <w:p>
-      <w:pPr>
-        <w:spacing w:after="10"/>
-        <w:ind w:left="200" w:hanging="150"/>
-        <w:rPr>
-          <w:rFonts w:ascii="Calibri" w:eastAsia="Calibri" w:hAnsi="Calibri" w:cs="Calibri"/>
-          <w:color w:val="1A1A1A"/>
-          <w:sz w:val="18"/>
-          <w:szCs w:val="18"/>
-          <w:lang w:val="de-DE"/>
-        </w:rPr>
-      </w:pPr>
-      <w:r>
-        <w:rPr>
-          <w:rFonts w:ascii="Calibri" w:eastAsia="Calibri" w:hAnsi="Calibri" w:cs="Calibri"/>
-          <w:b/>
-          <w:bCs/>
-          <w:color w:val="2F5A8A"/>
-          <w:sz w:val="18"/>
-          <w:szCs w:val="18"/>
-          <w:lang w:val="de-DE"/>
-        </w:rPr>
-        <w:t xml:space="preserve">▸ </w:t>
-      </w:r>
-      <w:r>
-        <w:rPr>
-          <w:rFonts w:ascii="Calibri" w:eastAsia="Calibri" w:hAnsi="Calibri" w:cs="Calibri"/>
-          <w:color w:val="1A1A1A"/>
-          <w:sz w:val="18"/>
-          <w:szCs w:val="18"/>
-          <w:lang w:val="de-DE"/>
-        </w:rPr>
-        <w:t>Geräuschkritische Betriebszustände im Differenzial simuliert und analysiert — Konzeptoptimierung auf Basis der Ergebnisse vorangetrieben.</w:t>
-      </w:r>
-    </w:p>
-    <w:p>
-      <w:pPr>
-        <w:spacing w:after="10"/>
-        <w:ind w:left="200" w:hanging="150"/>
-        <w:rPr>
-          <w:sz w:val="10"/>
-          <w:szCs w:val="10"/>
-          <w:lang w:val="de-DE"/>
-        </w:rPr>
-      </w:pPr>
-    </w:p>
-    <w:p>
-      <w:pPr>
-        <w:spacing w:before="12" w:after="2"/>
-        <w:rPr>
-          <w:lang w:val="de-DE"/>
-        </w:rPr>
-      </w:pPr>
-      <w:r>
-        <w:rPr>
-          <w:rFonts w:ascii="Calibri" w:eastAsia="Calibri" w:hAnsi="Calibri" w:cs="Calibri"/>
-          <w:b/>
-          <w:bCs/>
-          <w:color w:val="2F5A8A"/>
-          <w:sz w:val="18"/>
-          <w:szCs w:val="18"/>
-          <w:lang w:val="de-DE"/>
-        </w:rPr>
-        <w:t>Python-Simulationsautomatisierung &amp; Prozessmanager</w:t>
-      </w:r>
-    </w:p>
-    <w:p>
-      <w:pPr>
-        <w:spacing w:after="10"/>
-        <w:ind w:left="200" w:hanging="150"/>
-        <w:rPr>
-          <w:lang w:val="de-DE"/>
-        </w:rPr>
-      </w:pPr>
-      <w:r>
-        <w:rPr>
-          <w:rFonts w:ascii="Calibri" w:eastAsia="Calibri" w:hAnsi="Calibri" w:cs="Calibri"/>
-          <w:b/>
-          <w:bCs/>
-          <w:color w:val="2F5A8A"/>
-          <w:sz w:val="18"/>
-          <w:szCs w:val="18"/>
-          <w:lang w:val="de-DE"/>
-        </w:rPr>
-        <w:t xml:space="preserve">▸ </w:t>
-      </w:r>
-      <w:r>
-        <w:rPr>
-          <w:rFonts w:ascii="Calibri" w:eastAsia="Calibri" w:hAnsi="Calibri" w:cs="Calibri"/>
-          <w:color w:val="1A1A1A"/>
-          <w:sz w:val="18"/>
-          <w:szCs w:val="18"/>
-          <w:lang w:val="de-DE"/>
-        </w:rPr>
-        <w:t>GUI-basierten Simulationsprozessmanager in Python (PyQt) entwickelt zur Automatisierung von K&amp;E-, Ride- und Handling-Simulationen in ADAMS/Car.</w:t>
-      </w:r>
-    </w:p>
-    <w:p>
-      <w:pPr>
-        <w:spacing w:after="10"/>
-        <w:ind w:left="200" w:hanging="150"/>
-        <w:rPr>
-          <w:rFonts w:ascii="Calibri" w:eastAsia="Calibri" w:hAnsi="Calibri" w:cs="Calibri"/>
-          <w:color w:val="1A1A1A"/>
-          <w:sz w:val="18"/>
-          <w:szCs w:val="18"/>
-          <w:lang w:val="de-DE"/>
-        </w:rPr>
-      </w:pPr>
-      <w:r>
-        <w:rPr>
-          <w:rFonts w:ascii="Calibri" w:eastAsia="Calibri" w:hAnsi="Calibri" w:cs="Calibri"/>
-          <w:b/>
-          <w:bCs/>
-          <w:color w:val="2F5A8A"/>
-          <w:sz w:val="18"/>
-          <w:szCs w:val="18"/>
-          <w:lang w:val="de-DE"/>
-        </w:rPr>
-        <w:t xml:space="preserve">▸ </w:t>
-      </w:r>
-      <w:r>
-        <w:rPr>
-          <w:rFonts w:ascii="Calibri" w:eastAsia="Calibri" w:hAnsi="Calibri" w:cs="Calibri"/>
-          <w:color w:val="1A1A1A"/>
-          <w:sz w:val="18"/>
-          <w:szCs w:val="18"/>
-          <w:lang w:val="de-DE"/>
-        </w:rPr>
-        <w:t>Vergleichs- und Analysefunktionen für KPIs entwickelt; Parameteroptimierung und Sensitivitätsanalyse zur Fahrwerksabstimmung integriert.</w:t>
-      </w:r>
-    </w:p>
-    <w:p>
-      <w:pPr>
-        <w:spacing w:after="10"/>
-        <w:ind w:left="200" w:hanging="150"/>
-        <w:rPr>
-          <w:sz w:val="10"/>
-          <w:szCs w:val="10"/>
-          <w:lang w:val="de-DE"/>
-        </w:rPr>
-      </w:pPr>
-    </w:p>
-    <w:p>
-      <w:pPr>
-        <w:spacing w:before="6" w:after="1"/>
-      </w:pPr>
-      <w:r>
-        <w:rPr>
-          <w:rFonts w:ascii="Calibri" w:eastAsia="Calibri" w:hAnsi="Calibri" w:cs="Calibri"/>
-          <w:b/>
-          <w:bCs/>
-          <w:color w:val="111111"/>
-          <w:lang w:val="de-DE"/>
-        </w:rPr>
-        <w:t>Masterarbeit — Abteilung MKS</w:t>
-      </w:r>
-      <w:r>
-        <w:rPr>
-          <w:rFonts w:ascii="Calibri" w:eastAsia="Calibri" w:hAnsi="Calibri" w:cs="Calibri"/>
-          <w:i/>
-          <w:iCs/>
-          <w:color w:val="2F5A8A"/>
-          <w:lang w:val="de-DE"/>
-        </w:rPr>
-        <w:t xml:space="preserve">  —  MBtech Group GmbH &amp; Co. </w:t>
-      </w:r>
-      <w:r>
-        <w:rPr>
-          <w:rFonts w:ascii="Calibri" w:eastAsia="Calibri" w:hAnsi="Calibri" w:cs="Calibri"/>
-          <w:i/>
-          <w:iCs/>
-          <w:color w:val="2F5A8A"/>
-        </w:rPr>
-        <w:t>KGaA</w:t>
-      </w:r>
-    </w:p>
-    <w:p>
-      <w:pPr>
-        <w:spacing w:after="12"/>
+          <w:color w:val="2F5A8A"/>
+          <w:sz w:val="19"/>
+          <w:szCs w:val="19"/>
+          <w:lang w:val="de-DE"/>
+        </w:rPr>
+        <w:t xml:space="preserve">  —  Daimler AG</w:t>
+      </w:r>
+    </w:p>
+    <w:p>
+      <w:pPr>
+        <w:spacing w:after="8"/>
+        <w:rPr>
+          <w:lang w:val="de-DE"/>
+        </w:rPr>
       </w:pPr>
       <w:r>
         <w:rPr>
@@ -1109,32 +1107,29 @@
           <w:i/>
           <w:iCs/>
           <w:color w:val="555555"/>
-          <w:sz w:val="16"/>
-          <w:szCs w:val="16"/>
-        </w:rPr>
-        <w:t>Deutschland  |  Sep 2014 – Feb 2015  |  „Simulation-based development and adaptation of control strategy for semi-active damper on full vehicle model"</w:t>
-      </w:r>
-    </w:p>
-    <w:p>
-      <w:pPr>
-        <w:spacing w:after="10"/>
+          <w:sz w:val="15"/>
+          <w:szCs w:val="15"/>
+          <w:lang w:val="de-DE"/>
+        </w:rPr>
+        <w:t>Böblingen, Deutschland  |  12/2013 – 08/2014</w:t>
+      </w:r>
+    </w:p>
+    <w:p>
+      <w:pPr>
+        <w:spacing w:after="6"/>
         <w:ind w:left="200" w:hanging="150"/>
         <w:rPr>
-          <w:rFonts w:ascii="Calibri" w:eastAsia="Calibri" w:hAnsi="Calibri" w:cs="Calibri"/>
-          <w:color w:val="1A1A1A"/>
-          <w:sz w:val="18"/>
-          <w:szCs w:val="18"/>
-          <w:lang w:val="de-DE"/>
-        </w:rPr>
-      </w:pPr>
-      <w:r>
-        <w:rPr>
-          <w:rFonts w:ascii="Calibri" w:eastAsia="Calibri" w:hAnsi="Calibri" w:cs="Calibri"/>
-          <w:b/>
-          <w:bCs/>
-          <w:color w:val="2F5A8A"/>
-          <w:sz w:val="18"/>
-          <w:szCs w:val="18"/>
+          <w:lang w:val="de-DE"/>
+        </w:rPr>
+      </w:pPr>
+      <w:r>
+        <w:rPr>
+          <w:rFonts w:ascii="Calibri" w:eastAsia="Calibri" w:hAnsi="Calibri" w:cs="Calibri"/>
+          <w:b/>
+          <w:bCs/>
+          <w:color w:val="2F5A8A"/>
+          <w:sz w:val="17"/>
+          <w:szCs w:val="17"/>
           <w:lang w:val="de-DE"/>
         </w:rPr>
         <w:t xml:space="preserve">▸ </w:t>
@@ -1143,16 +1138,51 @@
         <w:rPr>
           <w:rFonts w:ascii="Calibri" w:eastAsia="Calibri" w:hAnsi="Calibri" w:cs="Calibri"/>
           <w:color w:val="1A1A1A"/>
-          <w:sz w:val="18"/>
-          <w:szCs w:val="18"/>
-          <w:lang w:val="de-DE"/>
-        </w:rPr>
-        <w:t>Regelstrategie für semiaktive Dämpfer am Gesamtfahrzeugmodell mittels Co-Simulation zwischen MATLAB/Simulink und ADAMS/Car entwickelt.</w:t>
-      </w:r>
-    </w:p>
-    <w:p>
-      <w:pPr>
-        <w:spacing w:after="10"/>
+          <w:sz w:val="17"/>
+          <w:szCs w:val="17"/>
+          <w:lang w:val="de-DE"/>
+        </w:rPr>
+        <w:t>Digitale Entwicklungsumgebung für Fahrzeugtürstrukturen in früher Designphase.</w:t>
+      </w:r>
+    </w:p>
+    <w:p>
+      <w:pPr>
+        <w:spacing w:after="6"/>
+        <w:ind w:left="200" w:hanging="150"/>
+        <w:rPr>
+          <w:rFonts w:ascii="Calibri" w:eastAsia="Calibri" w:hAnsi="Calibri" w:cs="Calibri"/>
+          <w:color w:val="1A1A1A"/>
+          <w:sz w:val="17"/>
+          <w:szCs w:val="17"/>
+          <w:lang w:val="de-DE"/>
+        </w:rPr>
+      </w:pPr>
+      <w:r>
+        <w:rPr>
+          <w:rFonts w:ascii="Calibri" w:eastAsia="Calibri" w:hAnsi="Calibri" w:cs="Calibri"/>
+          <w:b/>
+          <w:bCs/>
+          <w:color w:val="2F5A8A"/>
+          <w:sz w:val="17"/>
+          <w:szCs w:val="17"/>
+          <w:lang w:val="de-DE"/>
+        </w:rPr>
+        <w:t xml:space="preserve">▸ </w:t>
+      </w:r>
+      <w:r>
+        <w:rPr>
+          <w:rFonts w:ascii="Calibri" w:eastAsia="Calibri" w:hAnsi="Calibri" w:cs="Calibri"/>
+          <w:color w:val="1A1A1A"/>
+          <w:sz w:val="17"/>
+          <w:szCs w:val="17"/>
+          <w:lang w:val="de-DE"/>
+        </w:rPr>
+        <w:t>Mesh-Adaptation für schnelle Designänderungen in früher Entwicklungsphase durchgeführt.</w:t>
+      </w:r>
+    </w:p>
+    <w:p>
+      <w:pPr>
+        <w:spacing w:after="6"/>
         <w:ind w:left="200" w:hanging="150"/>
         <w:rPr>
           <w:sz w:val="10"/>
@@ -1163,7 +1193,7 @@
     </w:p>
     <w:p>
       <w:pPr>
-        <w:spacing w:before="6" w:after="1"/>
+        <w:spacing w:before="4"/>
         <w:rPr>
           <w:lang w:val="de-DE"/>
         </w:rPr>
@@ -1174,9 +1204,11 @@
           <w:b/>
           <w:bCs/>
           <w:color w:val="111111"/>
-          <w:lang w:val="de-DE"/>
-        </w:rPr>
-        <w:t>Werkstudent — Digitales Produkt R&amp;D, Mercedes-Benz Cars</w:t>
+          <w:sz w:val="19"/>
+          <w:szCs w:val="19"/>
+          <w:lang w:val="de-DE"/>
+        </w:rPr>
+        <w:t>Projektingenieur — Engineering Design Services</w:t>
       </w:r>
       <w:r>
         <w:rPr>
@@ -1184,14 +1216,16 @@
           <w:i/>
           <w:iCs/>
           <w:color w:val="2F5A8A"/>
-          <w:lang w:val="de-DE"/>
-        </w:rPr>
-        <w:t xml:space="preserve">  —  Daimler AG</w:t>
-      </w:r>
-    </w:p>
-    <w:p>
-      <w:pPr>
-        <w:spacing w:after="12"/>
+          <w:sz w:val="19"/>
+          <w:szCs w:val="19"/>
+          <w:lang w:val="de-DE"/>
+        </w:rPr>
+        <w:t xml:space="preserve">  —  Wipro Technologies</w:t>
+      </w:r>
+    </w:p>
+    <w:p>
+      <w:pPr>
+        <w:spacing w:after="8"/>
         <w:rPr>
           <w:lang w:val="de-DE"/>
         </w:rPr>
@@ -1202,33 +1236,33 @@
           <w:i/>
           <w:iCs/>
           <w:color w:val="555555"/>
-          <w:sz w:val="16"/>
-          <w:szCs w:val="16"/>
-          <w:lang w:val="de-DE"/>
-        </w:rPr>
-        <w:t>Böblingen, Deutschland  |  Dez 2013 – Aug 2014</w:t>
-      </w:r>
-    </w:p>
-    <w:p>
-      <w:pPr>
-        <w:spacing w:after="10"/>
+          <w:sz w:val="15"/>
+          <w:szCs w:val="15"/>
+          <w:lang w:val="de-DE"/>
+        </w:rPr>
+        <w:t>Bangalore, Indien  |  06/2011 – 07/2013</w:t>
+      </w:r>
+    </w:p>
+    <w:p>
+      <w:pPr>
+        <w:spacing w:after="6"/>
         <w:ind w:left="200" w:hanging="150"/>
         <w:rPr>
           <w:rFonts w:ascii="Calibri" w:eastAsia="Calibri" w:hAnsi="Calibri" w:cs="Calibri"/>
           <w:color w:val="1A1A1A"/>
-          <w:sz w:val="18"/>
-          <w:szCs w:val="18"/>
-          <w:lang w:val="de-DE"/>
-        </w:rPr>
-      </w:pPr>
-      <w:r>
-        <w:rPr>
-          <w:rFonts w:ascii="Calibri" w:eastAsia="Calibri" w:hAnsi="Calibri" w:cs="Calibri"/>
-          <w:b/>
-          <w:bCs/>
-          <w:color w:val="2F5A8A"/>
-          <w:sz w:val="18"/>
-          <w:szCs w:val="18"/>
+          <w:sz w:val="17"/>
+          <w:szCs w:val="17"/>
+          <w:lang w:val="de-DE"/>
+        </w:rPr>
+      </w:pPr>
+      <w:r>
+        <w:rPr>
+          <w:rFonts w:ascii="Calibri" w:eastAsia="Calibri" w:hAnsi="Calibri" w:cs="Calibri"/>
+          <w:b/>
+          <w:bCs/>
+          <w:color w:val="2F5A8A"/>
+          <w:sz w:val="17"/>
+          <w:szCs w:val="17"/>
           <w:lang w:val="de-DE"/>
         </w:rPr>
         <w:t xml:space="preserve">▸ </w:t>
@@ -1237,16 +1271,16 @@
         <w:rPr>
           <w:rFonts w:ascii="Calibri" w:eastAsia="Calibri" w:hAnsi="Calibri" w:cs="Calibri"/>
           <w:color w:val="1A1A1A"/>
-          <w:sz w:val="18"/>
-          <w:szCs w:val="18"/>
-          <w:lang w:val="de-DE"/>
-        </w:rPr>
-        <w:t>Mitwirkung an digitaler Entwicklungsumgebung für Fahrzeugtürstrukturen; Mesh-Adaptation für schnelle Designänderungen durchgeführt.</w:t>
-      </w:r>
-    </w:p>
-    <w:p>
-      <w:pPr>
-        <w:spacing w:after="10"/>
+          <w:sz w:val="17"/>
+          <w:szCs w:val="17"/>
+          <w:lang w:val="de-DE"/>
+        </w:rPr>
+        <w:t>FE-Modellierung des Subsystems — Modelle und Gesamtfahrzeugmodelle für Crash, Insassensicherheit und Fußgängersicherheit.</w:t>
+      </w:r>
+    </w:p>
+    <w:p>
+      <w:pPr>
+        <w:spacing w:after="6"/>
         <w:ind w:left="200" w:hanging="150"/>
         <w:rPr>
           <w:sz w:val="10"/>
@@ -1257,10 +1291,30 @@
     </w:p>
     <w:p>
       <w:pPr>
-        <w:spacing w:before="6" w:after="1"/>
-        <w:rPr>
-          <w:lang w:val="de-DE"/>
-        </w:rPr>
+        <w:pBdr>
+          <w:bottom w:val="single" w:sz="6" w:space="2" w:color="1B2A41"/>
+        </w:pBdr>
+        <w:spacing w:after="6"/>
+        <w:rPr>
+          <w:lang w:val="de-DE"/>
+        </w:rPr>
+      </w:pPr>
+      <w:r>
+        <w:rPr>
+          <w:rFonts w:ascii="Calibri" w:eastAsia="Calibri" w:hAnsi="Calibri" w:cs="Calibri"/>
+          <w:b/>
+          <w:bCs/>
+          <w:color w:val="1B2A41"/>
+          <w:sz w:val="19"/>
+          <w:szCs w:val="19"/>
+          <w:lang w:val="de-DE"/>
+        </w:rPr>
+        <w:t>MASTERARBEIT</w:t>
+      </w:r>
+    </w:p>
+    <w:p>
+      <w:pPr>
+        <w:spacing w:before="4"/>
       </w:pPr>
       <w:r>
         <w:rPr>
@@ -1268,9 +1322,11 @@
           <w:b/>
           <w:bCs/>
           <w:color w:val="111111"/>
-          <w:lang w:val="de-DE"/>
-        </w:rPr>
-        <w:t>Projektingenieur — Engineering Design Services (FEM)</w:t>
+          <w:sz w:val="19"/>
+          <w:szCs w:val="19"/>
+          <w:lang w:val="de-DE"/>
+        </w:rPr>
+        <w:t>Masterarbeit — Abteilung MKS</w:t>
       </w:r>
       <w:r>
         <w:rPr>
@@ -1278,17 +1334,27 @@
           <w:i/>
           <w:iCs/>
           <w:color w:val="2F5A8A"/>
-          <w:lang w:val="de-DE"/>
-        </w:rPr>
-        <w:t xml:space="preserve">  —  Wipro Technologies</w:t>
-      </w:r>
-    </w:p>
-    <w:p>
-      <w:pPr>
-        <w:spacing w:after="12"/>
-        <w:rPr>
-          <w:lang w:val="de-DE"/>
-        </w:rPr>
+          <w:sz w:val="19"/>
+          <w:szCs w:val="19"/>
+          <w:lang w:val="de-DE"/>
+        </w:rPr>
+        <w:t xml:space="preserve">  —  MBtech Group GmbH &amp; Co. </w:t>
+      </w:r>
+      <w:r>
+        <w:rPr>
+          <w:rFonts w:ascii="Calibri" w:eastAsia="Calibri" w:hAnsi="Calibri" w:cs="Calibri"/>
+          <w:i/>
+          <w:iCs/>
+          <w:color w:val="2F5A8A"/>
+          <w:sz w:val="19"/>
+          <w:szCs w:val="19"/>
+        </w:rPr>
+        <w:t>KGaA</w:t>
+      </w:r>
+    </w:p>
+    <w:p>
+      <w:pPr>
+        <w:spacing w:after="8"/>
       </w:pPr>
       <w:r>
         <w:rPr>
@@ -1296,33 +1362,28 @@
           <w:i/>
           <w:iCs/>
           <w:color w:val="555555"/>
-          <w:sz w:val="16"/>
-          <w:szCs w:val="16"/>
-          <w:lang w:val="de-DE"/>
-        </w:rPr>
-        <w:t>Bangalore, Indien  |  Jun 2011 – Jul 2013</w:t>
-      </w:r>
-    </w:p>
-    <w:p>
-      <w:pPr>
-        <w:spacing w:after="10"/>
+          <w:sz w:val="15"/>
+          <w:szCs w:val="15"/>
+        </w:rPr>
+        <w:t>09/2014 – 02/2015  |  „Simulations based development and adaptation of control strategy for Semi-active damper on the Full vehicle model"</w:t>
+      </w:r>
+    </w:p>
+    <w:p>
+      <w:pPr>
+        <w:spacing w:after="6"/>
         <w:ind w:left="200" w:hanging="150"/>
         <w:rPr>
-          <w:rFonts w:ascii="Calibri" w:eastAsia="Calibri" w:hAnsi="Calibri" w:cs="Calibri"/>
-          <w:color w:val="1A1A1A"/>
-          <w:sz w:val="18"/>
-          <w:szCs w:val="18"/>
-          <w:lang w:val="de-DE"/>
-        </w:rPr>
-      </w:pPr>
-      <w:r>
-        <w:rPr>
-          <w:rFonts w:ascii="Calibri" w:eastAsia="Calibri" w:hAnsi="Calibri" w:cs="Calibri"/>
-          <w:b/>
-          <w:bCs/>
-          <w:color w:val="2F5A8A"/>
-          <w:sz w:val="18"/>
-          <w:szCs w:val="18"/>
+          <w:lang w:val="de-DE"/>
+        </w:rPr>
+      </w:pPr>
+      <w:r>
+        <w:rPr>
+          <w:rFonts w:ascii="Calibri" w:eastAsia="Calibri" w:hAnsi="Calibri" w:cs="Calibri"/>
+          <w:b/>
+          <w:bCs/>
+          <w:color w:val="2F5A8A"/>
+          <w:sz w:val="17"/>
+          <w:szCs w:val="17"/>
           <w:lang w:val="de-DE"/>
         </w:rPr>
         <w:t xml:space="preserve">▸ </w:t>
@@ -1331,30 +1392,19 @@
         <w:rPr>
           <w:rFonts w:ascii="Calibri" w:eastAsia="Calibri" w:hAnsi="Calibri" w:cs="Calibri"/>
           <w:color w:val="1A1A1A"/>
-          <w:sz w:val="18"/>
-          <w:szCs w:val="18"/>
-          <w:lang w:val="de-DE"/>
-        </w:rPr>
-        <w:t>FE-Modelle für Crash-, Insassensicherheits- und Fußgängersicherheitsanalyse entwickelt (HyperMesh, ANSA).</w:t>
-      </w:r>
-    </w:p>
-    <w:p>
-      <w:pPr>
-        <w:spacing w:after="10"/>
-        <w:ind w:left="200" w:hanging="150"/>
-        <w:rPr>
-          <w:sz w:val="10"/>
-          <w:szCs w:val="10"/>
-          <w:lang w:val="de-DE"/>
-        </w:rPr>
-      </w:pPr>
+          <w:sz w:val="17"/>
+          <w:szCs w:val="17"/>
+          <w:lang w:val="de-DE"/>
+        </w:rPr>
+        <w:t>Co-Simulation zwischen MATLAB/Simulink und ADAMS/Car zur Entwicklung einer Regelstrategie für semiaktive Dämpfer am Gesamtfahrzeugmodell.</w:t>
+      </w:r>
     </w:p>
     <w:p>
       <w:pPr>
         <w:pBdr>
           <w:bottom w:val="single" w:sz="6" w:space="2" w:color="1B2A41"/>
         </w:pBdr>
-        <w:spacing w:after="8"/>
+        <w:spacing w:after="6"/>
         <w:rPr>
           <w:lang w:val="de-DE"/>
         </w:rPr>
@@ -1365,9 +1415,11 @@
           <w:b/>
           <w:bCs/>
           <w:color w:val="1B2A41"/>
-          <w:lang w:val="de-DE"/>
-        </w:rPr>
-        <w:t>AUSBILDUNG</w:t>
+          <w:sz w:val="19"/>
+          <w:szCs w:val="19"/>
+          <w:lang w:val="de-DE"/>
+        </w:rPr>
+        <w:t>BILDUNGSWEG</w:t>
       </w:r>
     </w:p>
     <w:p>
@@ -1381,11 +1433,11 @@
         <w:rPr>
           <w:rFonts w:ascii="Calibri" w:eastAsia="Calibri" w:hAnsi="Calibri" w:cs="Calibri"/>
           <w:color w:val="1A1A1A"/>
-          <w:sz w:val="18"/>
-          <w:szCs w:val="18"/>
-          <w:lang w:val="de-DE"/>
-        </w:rPr>
-        <w:t>M.Eng. Automotive Systems — Vehicle Dynamics  |  Hochschule Esslingen, Deutschland  |  2013–2015  |  Note: 1,8 — Fokus: MKS, Fahrverhalten &amp; Handling, Regelungstechnik</w:t>
+          <w:sz w:val="17"/>
+          <w:szCs w:val="17"/>
+          <w:lang w:val="de-DE"/>
+        </w:rPr>
+        <w:t>M.Eng. Automotive Systems  |  Hochschule Esslingen, Deutschland  |  2013–2015  |  Note: 1,8 — Fokus: Mehrkörpersimulation, Fahrverhalten und Handling, System Modellierung und Simulation, Regelungstechnik</w:t>
       </w:r>
     </w:p>
     <w:p>
@@ -1399,11 +1451,11 @@
         <w:rPr>
           <w:rFonts w:ascii="Calibri" w:eastAsia="Calibri" w:hAnsi="Calibri" w:cs="Calibri"/>
           <w:color w:val="1A1A1A"/>
-          <w:sz w:val="18"/>
-          <w:szCs w:val="18"/>
-          <w:lang w:val="de-DE"/>
-        </w:rPr>
-        <w:t>B.Eng. Mechatronik  |  Anna University of Technology, Indien  |  2008–2011  |  CGPA: 9.62/10 — Fokus: Modellierung, Simulation, Regelungstechnik</w:t>
+          <w:sz w:val="17"/>
+          <w:szCs w:val="17"/>
+          <w:lang w:val="de-DE"/>
+        </w:rPr>
+        <w:t>B.Eng. Mechatronik  |  Anna University of Technology, Indien  |  2008–2011  |  CGPA: 9,62/10 — Fokus: Modellierung und Simulation, Analyse und Regelungstechnik</w:t>
       </w:r>
     </w:p>
     <w:p>
@@ -1411,10 +1463,7 @@
         <w:pBdr>
           <w:bottom w:val="single" w:sz="6" w:space="2" w:color="1B2A41"/>
         </w:pBdr>
-        <w:spacing w:after="8"/>
-        <w:rPr>
-          <w:lang w:val="de-DE"/>
-        </w:rPr>
+        <w:spacing w:after="6"/>
       </w:pPr>
       <w:r>
         <w:rPr>
@@ -1422,9 +1471,10 @@
           <w:b/>
           <w:bCs/>
           <w:color w:val="1B2A41"/>
-          <w:lang w:val="de-DE"/>
-        </w:rPr>
-        <w:t>PUBLIKATIONEN</w:t>
+          <w:sz w:val="19"/>
+          <w:szCs w:val="19"/>
+        </w:rPr>
+        <w:t>PUBLIKATION</w:t>
       </w:r>
     </w:p>
     <w:p>
@@ -1435,30 +1485,10 @@
         <w:rPr>
           <w:rFonts w:ascii="Calibri" w:eastAsia="Calibri" w:hAnsi="Calibri" w:cs="Calibri"/>
           <w:color w:val="1A1A1A"/>
-          <w:sz w:val="18"/>
-          <w:szCs w:val="18"/>
-        </w:rPr>
-        <w:t xml:space="preserve">Shanmugam, M., Demeester, E., </w:t>
-      </w:r>
-      <w:proofErr w:type="spellStart"/>
-      <w:r>
-        <w:rPr>
-          <w:rFonts w:ascii="Calibri" w:eastAsia="Calibri" w:hAnsi="Calibri" w:cs="Calibri"/>
-          <w:color w:val="1A1A1A"/>
-          <w:sz w:val="18"/>
-          <w:szCs w:val="18"/>
-        </w:rPr>
-        <w:t>Tjahjowidodo</w:t>
-      </w:r>
-      <w:proofErr w:type="spellEnd"/>
-      <w:r>
-        <w:rPr>
-          <w:rFonts w:ascii="Calibri" w:eastAsia="Calibri" w:hAnsi="Calibri" w:cs="Calibri"/>
-          <w:color w:val="1A1A1A"/>
-          <w:sz w:val="18"/>
-          <w:szCs w:val="18"/>
-        </w:rPr>
-        <w:t>, T. (2025). "Comparative study of fixed and adaptive control strategy in semi-active suspension systems using a quarter car model." AIP Conf. Proc. 3204, 030008. DOI: 10.1063/5.0246102</w:t>
+          <w:sz w:val="17"/>
+          <w:szCs w:val="17"/>
+        </w:rPr>
+        <w:t>"Comparative study of fixed and adaptive control strategy in semi-active suspension systems under influence of vehicle mass variation using a quarter car model." Shanmugam, M., Demeester, E., Tjahjowidodo, T. (2025). AIP Conference Proceedings, Vol. 3204, No. 1, p. 030008. DOI: 10.1063/5.0246102</w:t>
       </w:r>
     </w:p>
     <w:p>
@@ -1469,30 +1499,10 @@
         <w:rPr>
           <w:rFonts w:ascii="Calibri" w:eastAsia="Calibri" w:hAnsi="Calibri" w:cs="Calibri"/>
           <w:color w:val="1A1A1A"/>
-          <w:sz w:val="18"/>
-          <w:szCs w:val="18"/>
-        </w:rPr>
-        <w:t xml:space="preserve">Shanmugam, M., Demeester, E., </w:t>
-      </w:r>
-      <w:proofErr w:type="spellStart"/>
-      <w:r>
-        <w:rPr>
-          <w:rFonts w:ascii="Calibri" w:eastAsia="Calibri" w:hAnsi="Calibri" w:cs="Calibri"/>
-          <w:color w:val="1A1A1A"/>
-          <w:sz w:val="18"/>
-          <w:szCs w:val="18"/>
-        </w:rPr>
-        <w:t>Tjahjowidodo</w:t>
-      </w:r>
-      <w:proofErr w:type="spellEnd"/>
-      <w:r>
-        <w:rPr>
-          <w:rFonts w:ascii="Calibri" w:eastAsia="Calibri" w:hAnsi="Calibri" w:cs="Calibri"/>
-          <w:color w:val="1A1A1A"/>
-          <w:sz w:val="18"/>
-          <w:szCs w:val="18"/>
-        </w:rPr>
-        <w:t>, T. (2023). "Semi-active suspension control using P-LQR method." AIP Conf. Proc. 2914, 030003. DOI: 10.1063/5.0175961</w:t>
+          <w:sz w:val="17"/>
+          <w:szCs w:val="17"/>
+        </w:rPr>
+        <w:t>"Semi-active suspension control using P-LQR method." Shanmugam, M., Demeester, E., Tjahjowidodo, T. (2023). AIP Conference Proceedings, Vol. 2914, No. 1, p. 030003. DOI: 10.1063/5.0175961</w:t>
       </w:r>
     </w:p>
     <w:p>
@@ -1506,20 +1516,20 @@
         <w:rPr>
           <w:rFonts w:ascii="Calibri" w:eastAsia="Calibri" w:hAnsi="Calibri" w:cs="Calibri"/>
           <w:color w:val="1A1A1A"/>
-          <w:sz w:val="18"/>
-          <w:szCs w:val="18"/>
-        </w:rPr>
-        <w:t xml:space="preserve">Muthiah S., Balasubramanian K., Balusamy V. (2011). "An Investigation to Eliminate the Hot Cracking Tendency in Super Austenitic Stainless Steel." </w:t>
-      </w:r>
-      <w:r>
-        <w:rPr>
-          <w:rFonts w:ascii="Calibri" w:eastAsia="Calibri" w:hAnsi="Calibri" w:cs="Calibri"/>
-          <w:color w:val="1A1A1A"/>
-          <w:sz w:val="18"/>
-          <w:szCs w:val="18"/>
-          <w:lang w:val="de-DE"/>
-        </w:rPr>
-        <w:t>Intl. J. Multidisciplinary Research Academy. ISBN: 13-978-81-920297-0-2</w:t>
+          <w:sz w:val="17"/>
+          <w:szCs w:val="17"/>
+        </w:rPr>
+        <w:t xml:space="preserve">"An Investigation to Eliminate the Hot Cracking Tendency in Super Austenitic Stainless Steel." Muthiah S., Dr. K. Balasubramanian, Dr. V. Balusamy (2011). International Journals of Multidisciplinary Research Academy. </w:t>
+      </w:r>
+      <w:r>
+        <w:rPr>
+          <w:rFonts w:ascii="Calibri" w:eastAsia="Calibri" w:hAnsi="Calibri" w:cs="Calibri"/>
+          <w:color w:val="1A1A1A"/>
+          <w:sz w:val="17"/>
+          <w:szCs w:val="17"/>
+          <w:lang w:val="de-DE"/>
+        </w:rPr>
+        <w:t>ISBN: 13-978-81-920297-0-2</w:t>
       </w:r>
     </w:p>
     <w:p>
@@ -1527,7 +1537,7 @@
         <w:pBdr>
           <w:bottom w:val="single" w:sz="6" w:space="2" w:color="1B2A41"/>
         </w:pBdr>
-        <w:spacing w:after="8"/>
+        <w:spacing w:after="6"/>
         <w:rPr>
           <w:lang w:val="de-DE"/>
         </w:rPr>
@@ -1538,6 +1548,8 @@
           <w:b/>
           <w:bCs/>
           <w:color w:val="1B2A41"/>
+          <w:sz w:val="19"/>
+          <w:szCs w:val="19"/>
           <w:lang w:val="de-DE"/>
         </w:rPr>
         <w:t>SPRACHEN</w:t>
@@ -1553,16 +1565,16 @@
         <w:rPr>
           <w:rFonts w:ascii="Calibri" w:eastAsia="Calibri" w:hAnsi="Calibri" w:cs="Calibri"/>
           <w:color w:val="1A1A1A"/>
-          <w:sz w:val="18"/>
-          <w:szCs w:val="18"/>
-          <w:lang w:val="de-DE"/>
-        </w:rPr>
-        <w:t>Englisch — C2 (Verhandlungssicher)  ·  Deutsch — B2 (Berufliche Kompetenz)  ·  Tamil — Muttersprache</w:t>
+          <w:sz w:val="17"/>
+          <w:szCs w:val="17"/>
+          <w:lang w:val="de-DE"/>
+        </w:rPr>
+        <w:t>Deutsch — Berufliche Kompetenz (B2)  ·  English — Verhandlungssicher (C2)  ·  Tamil — Muttersprache</w:t>
       </w:r>
     </w:p>
     <w:sectPr>
       <w:pgSz w:w="11906" w:h="16838"/>
-      <w:pgMar w:top="50" w:right="620" w:bottom="50" w:left="620" w:header="708" w:footer="708" w:gutter="0"/>
+      <w:pgMar w:top="250" w:right="550" w:bottom="250" w:left="550" w:header="708" w:footer="708" w:gutter="0"/>
       <w:cols w:space="720"/>
       <w:docGrid w:linePitch="360"/>
     </w:sectPr>
@@ -1573,10 +1585,10 @@
 <file path=word/numbering.xml><?xml version="1.0" encoding="utf-8"?>
 <w:numbering xmlns:wpc="http://schemas.microsoft.com/office/word/2010/wordprocessingCanvas" xmlns:cx="http://schemas.microsoft.com/office/drawing/2014/chartex" xmlns:cx1="http://schemas.microsoft.com/office/drawing/2015/9/8/chartex" xmlns:cx2="http://schemas.microsoft.com/office/drawing/2015/10/21/chartex" xmlns:cx3="http://schemas.microsoft.com/office/drawing/2016/5/9/chartex" xmlns:cx4="http://schemas.microsoft.com/office/drawing/2016/5/10/chartex" xmlns:cx5="http://schemas.microsoft.com/office/drawing/2016/5/11/chartex" xmlns:cx6="http://schemas.microsoft.com/office/drawing/2016/5/12/chartex" xmlns:cx7="http://schemas.microsoft.com/office/drawing/2016/5/13/chartex" xmlns:cx8="http://schemas.microsoft.com/office/drawing/2016/5/14/chartex" xmlns:mc="http://schemas.openxmlformats.org/markup-compatibility/2006" xmlns:aink="http://schemas.microsoft.com/office/drawing/2016/ink" xmlns:am3d="http://schemas.microsoft.com/office/drawing/2017/model3d" xmlns:o="urn:schemas-microsoft-com:office:office" xmlns:oel="http://schemas.microsoft.com/office/2019/extlst" xmlns:r="http://schemas.openxmlformats.org/officeDocument/2006/relationships" xmlns:m="http://schemas.openxmlformats.org/officeDocument/2006/math" xmlns:v="urn:schemas-microsoft-com:vml" xmlns:wp14="http://schemas.microsoft.com/office/word/2010/wordprocessingDrawing" xmlns:wp="http://schemas.openxmlformats.org/drawingml/2006/wordprocessingDrawing" xmlns:w10="urn:schemas-microsoft-com:office:word" xmlns:w="http://schemas.openxmlformats.org/wordprocessingml/2006/main" xmlns:w14="http://schemas.microsoft.com/office/word/2010/wordml" xmlns:w15="http://schemas.microsoft.com/office/word/2012/wordml" xmlns:w16cex="http://schemas.microsoft.com/office/word/2018/wordml/cex" xmlns:w16cid="http://schemas.microsoft.com/office/word/2016/wordml/cid" xmlns:w16="http://schemas.microsoft.com/office/word/2018/wordml" xmlns:w16du="http://schemas.microsoft.com/office/word/2023/wordml/word16du" xmlns:w16sdtdh="http://schemas.microsoft.com/office/word/2020/wordml/sdtdatahash" xmlns:w16sdtfl="http://schemas.microsoft.com/office/word/2024/wordml/sdtformatlock" xmlns:w16se="http://schemas.microsoft.com/office/word/2015/wordml/symex" xmlns:wpg="http://schemas.microsoft.com/office/word/2010/wordprocessingGroup" xmlns:wpi="http://schemas.microsoft.com/office/word/2010/wordprocessingInk" xmlns:wne="http://schemas.microsoft.com/office/word/2006/wordml" xmlns:wps="http://schemas.microsoft.com/office/word/2010/wordprocessingShape" mc:Ignorable="w14 w15 w16se w16cid w16 w16cex w16sdtdh w16sdtfl w16du wp14">
   <w:abstractNum w:abstractNumId="0" w15:restartNumberingAfterBreak="0">
-    <w:nsid w:val="02D427FD"/>
+    <w:nsid w:val="22F26645"/>
     <w:multiLevelType w:val="hybridMultilevel"/>
-    <w:tmpl w:val="2DCA1690"/>
-    <w:lvl w:ilvl="0" w:tplc="ECE0CC4A">
+    <w:tmpl w:val="ADFAFEA8"/>
+    <w:lvl w:ilvl="0" w:tplc="381612E4">
       <w:start w:val="1"/>
       <w:numFmt w:val="bullet"/>
       <w:lvlText w:val="●"/>
@@ -1585,7 +1597,7 @@
         <w:ind w:left="720" w:hanging="360"/>
       </w:pPr>
     </w:lvl>
-    <w:lvl w:ilvl="1" w:tplc="DC6A5A22">
+    <w:lvl w:ilvl="1" w:tplc="3D42582A">
       <w:start w:val="1"/>
       <w:numFmt w:val="bullet"/>
       <w:lvlText w:val="○"/>
@@ -1594,7 +1606,7 @@
         <w:ind w:left="1440" w:hanging="360"/>
       </w:pPr>
     </w:lvl>
-    <w:lvl w:ilvl="2" w:tplc="2F1C8C02">
+    <w:lvl w:ilvl="2" w:tplc="B0F65BBE">
       <w:start w:val="1"/>
       <w:numFmt w:val="bullet"/>
       <w:lvlText w:val="■"/>
@@ -1603,7 +1615,7 @@
         <w:ind w:left="2160" w:hanging="360"/>
       </w:pPr>
     </w:lvl>
-    <w:lvl w:ilvl="3" w:tplc="8C4499C6">
+    <w:lvl w:ilvl="3" w:tplc="EBA4A0F4">
       <w:start w:val="1"/>
       <w:numFmt w:val="bullet"/>
       <w:lvlText w:val="●"/>
@@ -1612,7 +1624,7 @@
         <w:ind w:left="2880" w:hanging="360"/>
       </w:pPr>
     </w:lvl>
-    <w:lvl w:ilvl="4" w:tplc="C518CF32">
+    <w:lvl w:ilvl="4" w:tplc="2A84978E">
       <w:start w:val="1"/>
       <w:numFmt w:val="bullet"/>
       <w:lvlText w:val="○"/>
@@ -1621,7 +1633,7 @@
         <w:ind w:left="3600" w:hanging="360"/>
       </w:pPr>
     </w:lvl>
-    <w:lvl w:ilvl="5" w:tplc="5770BA68">
+    <w:lvl w:ilvl="5" w:tplc="9C969AF2">
       <w:start w:val="1"/>
       <w:numFmt w:val="bullet"/>
       <w:lvlText w:val="■"/>
@@ -1630,7 +1642,7 @@
         <w:ind w:left="4320" w:hanging="360"/>
       </w:pPr>
     </w:lvl>
-    <w:lvl w:ilvl="6" w:tplc="C0B69AE6">
+    <w:lvl w:ilvl="6" w:tplc="E59894AC">
       <w:start w:val="1"/>
       <w:numFmt w:val="bullet"/>
       <w:lvlText w:val="●"/>
@@ -1639,7 +1651,7 @@
         <w:ind w:left="5040" w:hanging="360"/>
       </w:pPr>
     </w:lvl>
-    <w:lvl w:ilvl="7" w:tplc="D0EA609E">
+    <w:lvl w:ilvl="7" w:tplc="169A8484">
       <w:start w:val="1"/>
       <w:numFmt w:val="bullet"/>
       <w:lvlText w:val="●"/>
@@ -1648,7 +1660,7 @@
         <w:ind w:left="5760" w:hanging="360"/>
       </w:pPr>
     </w:lvl>
-    <w:lvl w:ilvl="8" w:tplc="062C0ED6">
+    <w:lvl w:ilvl="8" w:tplc="1BCCC4DC">
       <w:start w:val="1"/>
       <w:numFmt w:val="bullet"/>
       <w:lvlText w:val="●"/>
@@ -1658,7 +1670,7 @@
       </w:pPr>
     </w:lvl>
   </w:abstractNum>
-  <w:num w:numId="1" w16cid:durableId="1006591117">
+  <w:num w:numId="1" w16cid:durableId="1687168764">
     <w:abstractNumId w:val="0"/>
     <w:lvlOverride w:ilvl="0">
       <w:startOverride w:val="1"/>
